--- a/docs/package/out/contracts/iNXT_BrokerVerse_Data_Processing_Agreement.docx
+++ b/docs/package/out/contracts/iNXT_BrokerVerse_Data_Processing_Agreement.docx
@@ -789,7 +789,7 @@
             </w:rPr>
             <w:fldChar w:fldCharType="separate"/>
           </w:r>
-          <w:hyperlink w:anchor="__RefHeading___Toc16695_1603226370">
+          <w:hyperlink w:anchor="__RefHeading___Toc35840_2679730275">
             <w:r>
               <w:rPr>
                 <w:webHidden/>
@@ -824,7 +824,7 @@
             </w:tabs>
             <w:rPr/>
           </w:pPr>
-          <w:hyperlink w:anchor="__RefHeading___Toc16697_1603226370">
+          <w:hyperlink w:anchor="__RefHeading___Toc35842_2679730275">
             <w:r>
               <w:rPr>
                 <w:webHidden/>
@@ -853,7 +853,7 @@
             </w:tabs>
             <w:rPr/>
           </w:pPr>
-          <w:hyperlink w:anchor="__RefHeading___Toc16699_1603226370">
+          <w:hyperlink w:anchor="__RefHeading___Toc35844_2679730275">
             <w:r>
               <w:rPr>
                 <w:webHidden/>
@@ -875,7 +875,7 @@
             </w:tabs>
             <w:rPr/>
           </w:pPr>
-          <w:hyperlink w:anchor="__RefHeading___Toc16701_1603226370">
+          <w:hyperlink w:anchor="__RefHeading___Toc35846_2679730275">
             <w:r>
               <w:rPr>
                 <w:webHidden/>
@@ -897,7 +897,7 @@
             </w:tabs>
             <w:rPr/>
           </w:pPr>
-          <w:hyperlink w:anchor="__RefHeading___Toc16703_1603226370">
+          <w:hyperlink w:anchor="__RefHeading___Toc35848_2679730275">
             <w:r>
               <w:rPr>
                 <w:webHidden/>
@@ -919,7 +919,7 @@
             </w:tabs>
             <w:rPr/>
           </w:pPr>
-          <w:hyperlink w:anchor="__RefHeading___Toc16705_1603226370">
+          <w:hyperlink w:anchor="__RefHeading___Toc35850_2679730275">
             <w:r>
               <w:rPr>
                 <w:webHidden/>
@@ -941,7 +941,7 @@
             </w:tabs>
             <w:rPr/>
           </w:pPr>
-          <w:hyperlink w:anchor="__RefHeading___Toc16707_1603226370">
+          <w:hyperlink w:anchor="__RefHeading___Toc35852_2679730275">
             <w:r>
               <w:rPr>
                 <w:webHidden/>
@@ -963,7 +963,7 @@
             </w:tabs>
             <w:rPr/>
           </w:pPr>
-          <w:hyperlink w:anchor="__RefHeading___Toc16709_1603226370">
+          <w:hyperlink w:anchor="__RefHeading___Toc35854_2679730275">
             <w:r>
               <w:rPr>
                 <w:webHidden/>
@@ -985,7 +985,7 @@
             </w:tabs>
             <w:rPr/>
           </w:pPr>
-          <w:hyperlink w:anchor="__RefHeading___Toc16711_1603226370">
+          <w:hyperlink w:anchor="__RefHeading___Toc35856_2679730275">
             <w:r>
               <w:rPr>
                 <w:webHidden/>
@@ -1007,7 +1007,7 @@
             </w:tabs>
             <w:rPr/>
           </w:pPr>
-          <w:hyperlink w:anchor="__RefHeading___Toc16713_1603226370">
+          <w:hyperlink w:anchor="__RefHeading___Toc35858_2679730275">
             <w:r>
               <w:rPr>
                 <w:webHidden/>
@@ -1029,7 +1029,7 @@
             </w:tabs>
             <w:rPr/>
           </w:pPr>
-          <w:hyperlink w:anchor="__RefHeading___Toc16715_1603226370">
+          <w:hyperlink w:anchor="__RefHeading___Toc35860_2679730275">
             <w:r>
               <w:rPr>
                 <w:webHidden/>
@@ -1051,7 +1051,7 @@
             </w:tabs>
             <w:rPr/>
           </w:pPr>
-          <w:hyperlink w:anchor="__RefHeading___Toc16717_1603226370">
+          <w:hyperlink w:anchor="__RefHeading___Toc35862_2679730275">
             <w:r>
               <w:rPr>
                 <w:webHidden/>
@@ -1073,7 +1073,7 @@
             </w:tabs>
             <w:rPr/>
           </w:pPr>
-          <w:hyperlink w:anchor="__RefHeading___Toc16719_1603226370">
+          <w:hyperlink w:anchor="__RefHeading___Toc35864_2679730275">
             <w:r>
               <w:rPr>
                 <w:webHidden/>
@@ -1095,7 +1095,7 @@
             </w:tabs>
             <w:rPr/>
           </w:pPr>
-          <w:hyperlink w:anchor="__RefHeading___Toc16721_1603226370">
+          <w:hyperlink w:anchor="__RefHeading___Toc35866_2679730275">
             <w:r>
               <w:rPr>
                 <w:webHidden/>
@@ -1117,7 +1117,7 @@
             </w:tabs>
             <w:rPr/>
           </w:pPr>
-          <w:hyperlink w:anchor="__RefHeading___Toc16723_1603226370">
+          <w:hyperlink w:anchor="__RefHeading___Toc35868_2679730275">
             <w:r>
               <w:rPr>
                 <w:webHidden/>
@@ -1139,7 +1139,7 @@
             </w:tabs>
             <w:rPr/>
           </w:pPr>
-          <w:hyperlink w:anchor="__RefHeading___Toc16725_1603226370">
+          <w:hyperlink w:anchor="__RefHeading___Toc35870_2679730275">
             <w:r>
               <w:rPr>
                 <w:webHidden/>
@@ -1161,7 +1161,7 @@
             </w:tabs>
             <w:rPr/>
           </w:pPr>
-          <w:hyperlink w:anchor="__RefHeading___Toc16727_1603226370">
+          <w:hyperlink w:anchor="__RefHeading___Toc35872_2679730275">
             <w:r>
               <w:rPr>
                 <w:webHidden/>
@@ -1183,7 +1183,7 @@
             </w:tabs>
             <w:rPr/>
           </w:pPr>
-          <w:hyperlink w:anchor="__RefHeading___Toc16729_1603226370">
+          <w:hyperlink w:anchor="__RefHeading___Toc35874_2679730275">
             <w:r>
               <w:rPr>
                 <w:webHidden/>
@@ -1205,7 +1205,7 @@
             </w:tabs>
             <w:rPr/>
           </w:pPr>
-          <w:hyperlink w:anchor="__RefHeading___Toc16731_1603226370">
+          <w:hyperlink w:anchor="__RefHeading___Toc35876_2679730275">
             <w:r>
               <w:rPr>
                 <w:webHidden/>
@@ -1227,7 +1227,7 @@
             </w:tabs>
             <w:rPr/>
           </w:pPr>
-          <w:hyperlink w:anchor="__RefHeading___Toc16733_1603226370">
+          <w:hyperlink w:anchor="__RefHeading___Toc35878_2679730275">
             <w:r>
               <w:rPr>
                 <w:webHidden/>
@@ -1249,7 +1249,7 @@
             </w:tabs>
             <w:rPr/>
           </w:pPr>
-          <w:hyperlink w:anchor="__RefHeading___Toc16735_1603226370">
+          <w:hyperlink w:anchor="__RefHeading___Toc35880_2679730275">
             <w:r>
               <w:rPr>
                 <w:webHidden/>
@@ -1271,7 +1271,7 @@
             </w:tabs>
             <w:rPr/>
           </w:pPr>
-          <w:hyperlink w:anchor="__RefHeading___Toc16737_1603226370">
+          <w:hyperlink w:anchor="__RefHeading___Toc35882_2679730275">
             <w:r>
               <w:rPr>
                 <w:webHidden/>
@@ -1293,7 +1293,7 @@
             </w:tabs>
             <w:rPr/>
           </w:pPr>
-          <w:hyperlink w:anchor="__RefHeading___Toc16739_1603226370">
+          <w:hyperlink w:anchor="__RefHeading___Toc35884_2679730275">
             <w:r>
               <w:rPr>
                 <w:webHidden/>
@@ -1315,7 +1315,7 @@
             </w:tabs>
             <w:rPr/>
           </w:pPr>
-          <w:hyperlink w:anchor="__RefHeading___Toc16741_1603226370">
+          <w:hyperlink w:anchor="__RefHeading___Toc35886_2679730275">
             <w:r>
               <w:rPr>
                 <w:webHidden/>
@@ -1337,7 +1337,7 @@
             </w:tabs>
             <w:rPr/>
           </w:pPr>
-          <w:hyperlink w:anchor="__RefHeading___Toc16743_1603226370">
+          <w:hyperlink w:anchor="__RefHeading___Toc35888_2679730275">
             <w:r>
               <w:rPr>
                 <w:webHidden/>
@@ -1359,7 +1359,7 @@
             </w:tabs>
             <w:rPr/>
           </w:pPr>
-          <w:hyperlink w:anchor="__RefHeading___Toc16745_1603226370">
+          <w:hyperlink w:anchor="__RefHeading___Toc35890_2679730275">
             <w:r>
               <w:rPr>
                 <w:webHidden/>
@@ -1381,7 +1381,7 @@
             </w:tabs>
             <w:rPr/>
           </w:pPr>
-          <w:hyperlink w:anchor="__RefHeading___Toc16747_1603226370">
+          <w:hyperlink w:anchor="__RefHeading___Toc35892_2679730275">
             <w:r>
               <w:rPr>
                 <w:webHidden/>
@@ -1403,7 +1403,7 @@
             </w:tabs>
             <w:rPr/>
           </w:pPr>
-          <w:hyperlink w:anchor="__RefHeading___Toc16749_1603226370">
+          <w:hyperlink w:anchor="__RefHeading___Toc35894_2679730275">
             <w:r>
               <w:rPr>
                 <w:webHidden/>
@@ -1425,7 +1425,7 @@
             </w:tabs>
             <w:rPr/>
           </w:pPr>
-          <w:hyperlink w:anchor="__RefHeading___Toc16751_1603226370">
+          <w:hyperlink w:anchor="__RefHeading___Toc35896_2679730275">
             <w:r>
               <w:rPr>
                 <w:webHidden/>
@@ -1447,7 +1447,7 @@
             </w:tabs>
             <w:rPr/>
           </w:pPr>
-          <w:hyperlink w:anchor="__RefHeading___Toc16753_1603226370">
+          <w:hyperlink w:anchor="__RefHeading___Toc35898_2679730275">
             <w:r>
               <w:rPr>
                 <w:webHidden/>
@@ -1469,7 +1469,7 @@
             </w:tabs>
             <w:rPr/>
           </w:pPr>
-          <w:hyperlink w:anchor="__RefHeading___Toc16755_1603226370">
+          <w:hyperlink w:anchor="__RefHeading___Toc35900_2679730275">
             <w:r>
               <w:rPr>
                 <w:webHidden/>
@@ -1491,7 +1491,7 @@
             </w:tabs>
             <w:rPr/>
           </w:pPr>
-          <w:hyperlink w:anchor="__RefHeading___Toc16757_1603226370">
+          <w:hyperlink w:anchor="__RefHeading___Toc35902_2679730275">
             <w:r>
               <w:rPr>
                 <w:webHidden/>
@@ -1513,7 +1513,7 @@
             </w:tabs>
             <w:rPr/>
           </w:pPr>
-          <w:hyperlink w:anchor="__RefHeading___Toc16759_1603226370">
+          <w:hyperlink w:anchor="__RefHeading___Toc35904_2679730275">
             <w:r>
               <w:rPr>
                 <w:webHidden/>
@@ -1535,7 +1535,7 @@
             </w:tabs>
             <w:rPr/>
           </w:pPr>
-          <w:hyperlink w:anchor="__RefHeading___Toc16761_1603226370">
+          <w:hyperlink w:anchor="__RefHeading___Toc35906_2679730275">
             <w:r>
               <w:rPr>
                 <w:webHidden/>
@@ -1557,7 +1557,7 @@
             </w:tabs>
             <w:rPr/>
           </w:pPr>
-          <w:hyperlink w:anchor="__RefHeading___Toc16763_1603226370">
+          <w:hyperlink w:anchor="__RefHeading___Toc35908_2679730275">
             <w:r>
               <w:rPr>
                 <w:webHidden/>
@@ -1579,7 +1579,7 @@
             </w:tabs>
             <w:rPr/>
           </w:pPr>
-          <w:hyperlink w:anchor="__RefHeading___Toc16765_1603226370">
+          <w:hyperlink w:anchor="__RefHeading___Toc35910_2679730275">
             <w:r>
               <w:rPr>
                 <w:webHidden/>
@@ -1601,7 +1601,7 @@
             </w:tabs>
             <w:rPr/>
           </w:pPr>
-          <w:hyperlink w:anchor="__RefHeading___Toc16767_1603226370">
+          <w:hyperlink w:anchor="__RefHeading___Toc35912_2679730275">
             <w:r>
               <w:rPr>
                 <w:webHidden/>
@@ -1649,7 +1649,7 @@
       <w:r>
         <w:br w:type="page"/>
       </w:r>
-      <w:bookmarkStart w:id="0" w:name="__RefHeading___Toc16695_1603226370"/>
+      <w:bookmarkStart w:id="0" w:name="__RefHeading___Toc35840_2679730275"/>
       <w:bookmarkStart w:id="1" w:name="_Toc48319687"/>
       <w:bookmarkStart w:id="2" w:name="_Toc11824118"/>
       <w:bookmarkEnd w:id="0"/>
@@ -2294,7 +2294,7 @@
           <w:spacing w:val="0"/>
         </w:rPr>
       </w:pPr>
-      <w:bookmarkStart w:id="4" w:name="__RefHeading___Toc16697_1603226370"/>
+      <w:bookmarkStart w:id="4" w:name="__RefHeading___Toc35842_2679730275"/>
       <w:bookmarkStart w:id="5" w:name="_Toc233203388"/>
       <w:bookmarkEnd w:id="4"/>
       <w:r>
@@ -3441,7 +3441,7 @@
         <w:pageBreakBefore w:val="false"/>
         <w:rPr/>
       </w:pPr>
-      <w:bookmarkStart w:id="6" w:name="__RefHeading___Toc16699_1603226370"/>
+      <w:bookmarkStart w:id="6" w:name="__RefHeading___Toc35844_2679730275"/>
       <w:bookmarkEnd w:id="6"/>
       <w:r>
         <w:rPr>
@@ -3578,7 +3578,7 @@
         <w:pStyle w:val="Heading1"/>
         <w:rPr/>
       </w:pPr>
-      <w:bookmarkStart w:id="7" w:name="__RefHeading___Toc16701_1603226370"/>
+      <w:bookmarkStart w:id="7" w:name="__RefHeading___Toc35846_2679730275"/>
       <w:bookmarkEnd w:id="7"/>
       <w:r>
         <w:rPr>
@@ -3595,7 +3595,7 @@
         <w:pStyle w:val="Heading2"/>
         <w:rPr/>
       </w:pPr>
-      <w:bookmarkStart w:id="8" w:name="__RefHeading___Toc16703_1603226370"/>
+      <w:bookmarkStart w:id="8" w:name="__RefHeading___Toc35848_2679730275"/>
       <w:bookmarkEnd w:id="8"/>
       <w:r>
         <w:rPr>
@@ -3717,7 +3717,7 @@
         <w:pStyle w:val="Heading2"/>
         <w:rPr/>
       </w:pPr>
-      <w:bookmarkStart w:id="9" w:name="__RefHeading___Toc16705_1603226370"/>
+      <w:bookmarkStart w:id="9" w:name="__RefHeading___Toc35850_2679730275"/>
       <w:bookmarkEnd w:id="9"/>
       <w:r>
         <w:rPr>
@@ -3813,7 +3813,7 @@
         <w:pStyle w:val="Heading1"/>
         <w:rPr/>
       </w:pPr>
-      <w:bookmarkStart w:id="10" w:name="__RefHeading___Toc16707_1603226370"/>
+      <w:bookmarkStart w:id="10" w:name="__RefHeading___Toc35852_2679730275"/>
       <w:bookmarkEnd w:id="10"/>
       <w:r>
         <w:rPr>
@@ -3882,7 +3882,7 @@
         <w:pStyle w:val="Heading1"/>
         <w:rPr/>
       </w:pPr>
-      <w:bookmarkStart w:id="11" w:name="__RefHeading___Toc16709_1603226370"/>
+      <w:bookmarkStart w:id="11" w:name="__RefHeading___Toc35854_2679730275"/>
       <w:bookmarkEnd w:id="11"/>
       <w:r>
         <w:rPr>
@@ -3917,7 +3917,7 @@
         <w:pStyle w:val="Heading1"/>
         <w:rPr/>
       </w:pPr>
-      <w:bookmarkStart w:id="12" w:name="__RefHeading___Toc16711_1603226370"/>
+      <w:bookmarkStart w:id="12" w:name="__RefHeading___Toc35856_2679730275"/>
       <w:bookmarkEnd w:id="12"/>
       <w:r>
         <w:rPr>
@@ -3934,7 +3934,7 @@
         <w:pStyle w:val="Heading2"/>
         <w:rPr/>
       </w:pPr>
-      <w:bookmarkStart w:id="13" w:name="__RefHeading___Toc16713_1603226370"/>
+      <w:bookmarkStart w:id="13" w:name="__RefHeading___Toc35858_2679730275"/>
       <w:bookmarkEnd w:id="13"/>
       <w:r>
         <w:rPr>
@@ -4008,7 +4008,7 @@
         <w:pStyle w:val="Heading2"/>
         <w:rPr/>
       </w:pPr>
-      <w:bookmarkStart w:id="14" w:name="__RefHeading___Toc16715_1603226370"/>
+      <w:bookmarkStart w:id="14" w:name="__RefHeading___Toc35860_2679730275"/>
       <w:bookmarkEnd w:id="14"/>
       <w:r>
         <w:rPr>
@@ -4040,7 +4040,7 @@
         <w:pStyle w:val="Heading2"/>
         <w:rPr/>
       </w:pPr>
-      <w:bookmarkStart w:id="15" w:name="__RefHeading___Toc16717_1603226370"/>
+      <w:bookmarkStart w:id="15" w:name="__RefHeading___Toc35862_2679730275"/>
       <w:bookmarkEnd w:id="15"/>
       <w:r>
         <w:rPr>
@@ -4072,7 +4072,7 @@
         <w:pStyle w:val="Heading2"/>
         <w:rPr/>
       </w:pPr>
-      <w:bookmarkStart w:id="16" w:name="__RefHeading___Toc16719_1603226370"/>
+      <w:bookmarkStart w:id="16" w:name="__RefHeading___Toc35864_2679730275"/>
       <w:bookmarkEnd w:id="16"/>
       <w:r>
         <w:rPr>
@@ -4146,7 +4146,7 @@
         <w:pStyle w:val="Heading2"/>
         <w:rPr/>
       </w:pPr>
-      <w:bookmarkStart w:id="17" w:name="__RefHeading___Toc16721_1603226370"/>
+      <w:bookmarkStart w:id="17" w:name="__RefHeading___Toc35866_2679730275"/>
       <w:bookmarkEnd w:id="17"/>
       <w:r>
         <w:rPr>
@@ -4170,7 +4170,7 @@
           <w:color w:val="101820"/>
           <w:sz w:val="21"/>
         </w:rPr>
-        <w:t>Taking into account the nature of the processing, the Processor assists the Controller, by appropriate measures and at the day rates of the MSA where the assistance goes beyond what iNXT BrokerVerse provides by its own screens and exports, with:</w:t>
+        <w:t>Taking into account the nature of the processing, the Processor assists the Controller, by appropriate measures and at the day rates of the Order Form where the assistance goes beyond what iNXT BrokerVerse provides by its own screens and exports, with:</w:t>
       </w:r>
     </w:p>
     <w:p>
@@ -4273,7 +4273,7 @@
         <w:pStyle w:val="Heading2"/>
         <w:rPr/>
       </w:pPr>
-      <w:bookmarkStart w:id="18" w:name="__RefHeading___Toc16723_1603226370"/>
+      <w:bookmarkStart w:id="18" w:name="__RefHeading___Toc35868_2679730275"/>
       <w:bookmarkEnd w:id="18"/>
       <w:r>
         <w:rPr>
@@ -4308,7 +4308,7 @@
         <w:pStyle w:val="Heading1"/>
         <w:rPr/>
       </w:pPr>
-      <w:bookmarkStart w:id="19" w:name="__RefHeading___Toc16725_1603226370"/>
+      <w:bookmarkStart w:id="19" w:name="__RefHeading___Toc35870_2679730275"/>
       <w:bookmarkEnd w:id="19"/>
       <w:r>
         <w:rPr>
@@ -4325,7 +4325,7 @@
         <w:pStyle w:val="Heading2"/>
         <w:rPr/>
       </w:pPr>
-      <w:bookmarkStart w:id="20" w:name="__RefHeading___Toc16727_1603226370"/>
+      <w:bookmarkStart w:id="20" w:name="__RefHeading___Toc35872_2679730275"/>
       <w:bookmarkEnd w:id="20"/>
       <w:r>
         <w:rPr>
@@ -4380,7 +4380,7 @@
         <w:pStyle w:val="Heading2"/>
         <w:rPr/>
       </w:pPr>
-      <w:bookmarkStart w:id="21" w:name="__RefHeading___Toc16729_1603226370"/>
+      <w:bookmarkStart w:id="21" w:name="__RefHeading___Toc35874_2679730275"/>
       <w:bookmarkEnd w:id="21"/>
       <w:r>
         <w:rPr>
@@ -4412,7 +4412,7 @@
         <w:pStyle w:val="Heading2"/>
         <w:rPr/>
       </w:pPr>
-      <w:bookmarkStart w:id="22" w:name="__RefHeading___Toc16731_1603226370"/>
+      <w:bookmarkStart w:id="22" w:name="__RefHeading___Toc35876_2679730275"/>
       <w:bookmarkEnd w:id="22"/>
       <w:r>
         <w:rPr>
@@ -4444,7 +4444,7 @@
         <w:pStyle w:val="Heading2"/>
         <w:rPr/>
       </w:pPr>
-      <w:bookmarkStart w:id="23" w:name="__RefHeading___Toc16733_1603226370"/>
+      <w:bookmarkStart w:id="23" w:name="__RefHeading___Toc35878_2679730275"/>
       <w:bookmarkEnd w:id="23"/>
       <w:r>
         <w:rPr>
@@ -4479,7 +4479,7 @@
         <w:pStyle w:val="Heading1"/>
         <w:rPr/>
       </w:pPr>
-      <w:bookmarkStart w:id="24" w:name="__RefHeading___Toc16735_1603226370"/>
+      <w:bookmarkStart w:id="24" w:name="__RefHeading___Toc35880_2679730275"/>
       <w:bookmarkEnd w:id="24"/>
       <w:r>
         <w:rPr>
@@ -4556,7 +4556,7 @@
         <w:pStyle w:val="Heading1"/>
         <w:rPr/>
       </w:pPr>
-      <w:bookmarkStart w:id="25" w:name="__RefHeading___Toc16737_1603226370"/>
+      <w:bookmarkStart w:id="25" w:name="__RefHeading___Toc35882_2679730275"/>
       <w:bookmarkEnd w:id="25"/>
       <w:r>
         <w:rPr>
@@ -4652,7 +4652,7 @@
         <w:pStyle w:val="Heading1"/>
         <w:rPr/>
       </w:pPr>
-      <w:bookmarkStart w:id="26" w:name="__RefHeading___Toc16739_1603226370"/>
+      <w:bookmarkStart w:id="26" w:name="__RefHeading___Toc35884_2679730275"/>
       <w:bookmarkEnd w:id="26"/>
       <w:r>
         <w:rPr>
@@ -4748,7 +4748,7 @@
         <w:pStyle w:val="Heading1"/>
         <w:rPr/>
       </w:pPr>
-      <w:bookmarkStart w:id="27" w:name="__RefHeading___Toc16741_1603226370"/>
+      <w:bookmarkStart w:id="27" w:name="__RefHeading___Toc35886_2679730275"/>
       <w:bookmarkEnd w:id="27"/>
       <w:r>
         <w:rPr>
@@ -4795,7 +4795,7 @@
           <w:color w:val="101820"/>
           <w:sz w:val="21"/>
         </w:rPr>
-        <w:t>Deletion from production and non-production environments takes place within 30 days after the Controller confirms the return, or 60 days after expiry or termination if the Controller makes no request.</w:t>
+        <w:t>Deletion from production and non-production environments takes place within 30 days after the Controller confirms the return or, if the Controller makes no request within 60 days after expiry or termination, within 30 days after the end of that 60-day period.</w:t>
       </w:r>
     </w:p>
     <w:p>
@@ -4833,7 +4833,7 @@
           <w:color w:val="101820"/>
           <w:sz w:val="21"/>
         </w:rPr>
-        <w:t>The Processor gives the Controller a certificate of deletion signed by its DPO.</w:t>
+        <w:t>The Processor gives the Controller a certificate of deletion signed by its DPO within 10 Business Days of completing the deletion, in the form of the Exit and Transition Plan.</w:t>
       </w:r>
     </w:p>
     <w:p>
@@ -4863,7 +4863,7 @@
         <w:pStyle w:val="Heading1"/>
         <w:rPr/>
       </w:pPr>
-      <w:bookmarkStart w:id="28" w:name="__RefHeading___Toc16743_1603226370"/>
+      <w:bookmarkStart w:id="28" w:name="__RefHeading___Toc35888_2679730275"/>
       <w:bookmarkEnd w:id="28"/>
       <w:r>
         <w:rPr>
@@ -4993,7 +4993,7 @@
         <w:pStyle w:val="Heading1"/>
         <w:rPr/>
       </w:pPr>
-      <w:bookmarkStart w:id="29" w:name="__RefHeading___Toc16745_1603226370"/>
+      <w:bookmarkStart w:id="29" w:name="__RefHeading___Toc35890_2679730275"/>
       <w:bookmarkEnd w:id="29"/>
       <w:r>
         <w:rPr>
@@ -5089,7 +5089,7 @@
         <w:pStyle w:val="Heading1"/>
         <w:rPr/>
       </w:pPr>
-      <w:bookmarkStart w:id="30" w:name="__RefHeading___Toc16747_1603226370"/>
+      <w:bookmarkStart w:id="30" w:name="__RefHeading___Toc35892_2679730275"/>
       <w:bookmarkEnd w:id="30"/>
       <w:r>
         <w:rPr>
@@ -5104,7 +5104,7 @@
     <w:tbl>
       <w:tblPr>
         <w:tblStyle w:val="TableGrid"/>
-        <w:tblW w:w="9026" w:type="dxa"/>
+        <w:tblW w:w="9015" w:type="dxa"/>
         <w:jc w:val="left"/>
         <w:tblInd w:w="0" w:type="dxa"/>
         <w:tblLayout w:type="fixed"/>
@@ -5117,8 +5117,8 @@
         <w:tblLook w:val="04a0" w:noHBand="0" w:noVBand="1" w:firstColumn="1" w:lastRow="0" w:lastColumn="0" w:firstRow="1"/>
       </w:tblPr>
       <w:tblGrid>
-        <w:gridCol w:w="4513"/>
-        <w:gridCol w:w="4512"/>
+        <w:gridCol w:w="4570"/>
+        <w:gridCol w:w="4444"/>
       </w:tblGrid>
       <w:tr>
         <w:trPr>
@@ -5126,7 +5126,7 @@
         </w:trPr>
         <w:tc>
           <w:tcPr>
-            <w:tcW w:w="4513" w:type="dxa"/>
+            <w:tcW w:w="4570" w:type="dxa"/>
             <w:tcBorders>
               <w:top w:val="single" w:sz="4" w:space="0" w:color="BFC7D1"/>
               <w:left w:val="single" w:sz="4" w:space="0" w:color="BFC7D1"/>
@@ -5165,7 +5165,7 @@
         </w:tc>
         <w:tc>
           <w:tcPr>
-            <w:tcW w:w="4512" w:type="dxa"/>
+            <w:tcW w:w="4444" w:type="dxa"/>
             <w:tcBorders>
               <w:top w:val="single" w:sz="4" w:space="0" w:color="BFC7D1"/>
               <w:left w:val="single" w:sz="4" w:space="0" w:color="BFC7D1"/>
@@ -5207,7 +5207,7 @@
         <w:trPr/>
         <w:tc>
           <w:tcPr>
-            <w:tcW w:w="4513" w:type="dxa"/>
+            <w:tcW w:w="4570" w:type="dxa"/>
             <w:tcBorders>
               <w:top w:val="single" w:sz="4" w:space="0" w:color="BFC7D1"/>
               <w:left w:val="single" w:sz="4" w:space="0" w:color="BFC7D1"/>
@@ -5244,7 +5244,7 @@
         </w:tc>
         <w:tc>
           <w:tcPr>
-            <w:tcW w:w="4512" w:type="dxa"/>
+            <w:tcW w:w="4444" w:type="dxa"/>
             <w:tcBorders>
               <w:top w:val="single" w:sz="4" w:space="0" w:color="BFC7D1"/>
               <w:left w:val="single" w:sz="4" w:space="0" w:color="BFC7D1"/>
@@ -5284,7 +5284,7 @@
         <w:trPr/>
         <w:tc>
           <w:tcPr>
-            <w:tcW w:w="4513" w:type="dxa"/>
+            <w:tcW w:w="4570" w:type="dxa"/>
             <w:tcBorders>
               <w:top w:val="single" w:sz="4" w:space="0" w:color="BFC7D1"/>
               <w:left w:val="single" w:sz="4" w:space="0" w:color="BFC7D1"/>
@@ -5321,7 +5321,7 @@
         </w:tc>
         <w:tc>
           <w:tcPr>
-            <w:tcW w:w="4512" w:type="dxa"/>
+            <w:tcW w:w="4444" w:type="dxa"/>
             <w:tcBorders>
               <w:top w:val="single" w:sz="4" w:space="0" w:color="BFC7D1"/>
               <w:left w:val="single" w:sz="4" w:space="0" w:color="BFC7D1"/>
@@ -5361,7 +5361,7 @@
         <w:trPr/>
         <w:tc>
           <w:tcPr>
-            <w:tcW w:w="4513" w:type="dxa"/>
+            <w:tcW w:w="4570" w:type="dxa"/>
             <w:tcBorders>
               <w:top w:val="single" w:sz="4" w:space="0" w:color="BFC7D1"/>
               <w:left w:val="single" w:sz="4" w:space="0" w:color="BFC7D1"/>
@@ -5398,7 +5398,7 @@
         </w:tc>
         <w:tc>
           <w:tcPr>
-            <w:tcW w:w="4512" w:type="dxa"/>
+            <w:tcW w:w="4444" w:type="dxa"/>
             <w:tcBorders>
               <w:top w:val="single" w:sz="4" w:space="0" w:color="BFC7D1"/>
               <w:left w:val="single" w:sz="4" w:space="0" w:color="BFC7D1"/>
@@ -5438,7 +5438,7 @@
         <w:trPr/>
         <w:tc>
           <w:tcPr>
-            <w:tcW w:w="4513" w:type="dxa"/>
+            <w:tcW w:w="4570" w:type="dxa"/>
             <w:tcBorders>
               <w:top w:val="single" w:sz="4" w:space="0" w:color="BFC7D1"/>
               <w:left w:val="single" w:sz="4" w:space="0" w:color="BFC7D1"/>
@@ -5475,7 +5475,7 @@
         </w:tc>
         <w:tc>
           <w:tcPr>
-            <w:tcW w:w="4512" w:type="dxa"/>
+            <w:tcW w:w="4444" w:type="dxa"/>
             <w:tcBorders>
               <w:top w:val="single" w:sz="4" w:space="0" w:color="BFC7D1"/>
               <w:left w:val="single" w:sz="4" w:space="0" w:color="BFC7D1"/>
@@ -5515,7 +5515,7 @@
         <w:trPr/>
         <w:tc>
           <w:tcPr>
-            <w:tcW w:w="4513" w:type="dxa"/>
+            <w:tcW w:w="4570" w:type="dxa"/>
             <w:tcBorders>
               <w:top w:val="single" w:sz="4" w:space="0" w:color="BFC7D1"/>
               <w:left w:val="single" w:sz="4" w:space="0" w:color="BFC7D1"/>
@@ -5552,7 +5552,7 @@
         </w:tc>
         <w:tc>
           <w:tcPr>
-            <w:tcW w:w="4512" w:type="dxa"/>
+            <w:tcW w:w="4444" w:type="dxa"/>
             <w:tcBorders>
               <w:top w:val="single" w:sz="4" w:space="0" w:color="BFC7D1"/>
               <w:left w:val="single" w:sz="4" w:space="0" w:color="BFC7D1"/>
@@ -5607,7 +5607,7 @@
         <w:pStyle w:val="Heading1"/>
         <w:rPr/>
       </w:pPr>
-      <w:bookmarkStart w:id="31" w:name="__RefHeading___Toc16749_1603226370"/>
+      <w:bookmarkStart w:id="31" w:name="__RefHeading___Toc35894_2679730275"/>
       <w:bookmarkEnd w:id="31"/>
       <w:r>
         <w:rPr>
@@ -5624,7 +5624,7 @@
         <w:pStyle w:val="Heading2"/>
         <w:rPr/>
       </w:pPr>
-      <w:bookmarkStart w:id="32" w:name="__RefHeading___Toc16751_1603226370"/>
+      <w:bookmarkStart w:id="32" w:name="__RefHeading___Toc35896_2679730275"/>
       <w:bookmarkEnd w:id="32"/>
       <w:r>
         <w:rPr>
@@ -5639,7 +5639,7 @@
     <w:tbl>
       <w:tblPr>
         <w:tblStyle w:val="TableGrid"/>
-        <w:tblW w:w="9026" w:type="dxa"/>
+        <w:tblW w:w="9014" w:type="dxa"/>
         <w:jc w:val="left"/>
         <w:tblInd w:w="0" w:type="dxa"/>
         <w:tblLayout w:type="fixed"/>
@@ -5652,8 +5652,8 @@
         <w:tblLook w:val="04a0" w:noHBand="0" w:noVBand="1" w:firstColumn="1" w:lastRow="0" w:lastColumn="0" w:firstRow="1"/>
       </w:tblPr>
       <w:tblGrid>
-        <w:gridCol w:w="4513"/>
-        <w:gridCol w:w="4512"/>
+        <w:gridCol w:w="2651"/>
+        <w:gridCol w:w="6362"/>
       </w:tblGrid>
       <w:tr>
         <w:trPr>
@@ -5661,7 +5661,7 @@
         </w:trPr>
         <w:tc>
           <w:tcPr>
-            <w:tcW w:w="4513" w:type="dxa"/>
+            <w:tcW w:w="2651" w:type="dxa"/>
             <w:tcBorders>
               <w:top w:val="single" w:sz="4" w:space="0" w:color="BFC7D1"/>
               <w:left w:val="single" w:sz="4" w:space="0" w:color="BFC7D1"/>
@@ -5700,7 +5700,7 @@
         </w:tc>
         <w:tc>
           <w:tcPr>
-            <w:tcW w:w="4512" w:type="dxa"/>
+            <w:tcW w:w="6362" w:type="dxa"/>
             <w:tcBorders>
               <w:top w:val="single" w:sz="4" w:space="0" w:color="BFC7D1"/>
               <w:left w:val="single" w:sz="4" w:space="0" w:color="BFC7D1"/>
@@ -5742,7 +5742,7 @@
         <w:trPr/>
         <w:tc>
           <w:tcPr>
-            <w:tcW w:w="4513" w:type="dxa"/>
+            <w:tcW w:w="2651" w:type="dxa"/>
             <w:tcBorders>
               <w:top w:val="single" w:sz="4" w:space="0" w:color="BFC7D1"/>
               <w:left w:val="single" w:sz="4" w:space="0" w:color="BFC7D1"/>
@@ -5779,7 +5779,7 @@
         </w:tc>
         <w:tc>
           <w:tcPr>
-            <w:tcW w:w="4512" w:type="dxa"/>
+            <w:tcW w:w="6362" w:type="dxa"/>
             <w:tcBorders>
               <w:top w:val="single" w:sz="4" w:space="0" w:color="BFC7D1"/>
               <w:left w:val="single" w:sz="4" w:space="0" w:color="BFC7D1"/>
@@ -5819,7 +5819,7 @@
         <w:trPr/>
         <w:tc>
           <w:tcPr>
-            <w:tcW w:w="4513" w:type="dxa"/>
+            <w:tcW w:w="2651" w:type="dxa"/>
             <w:tcBorders>
               <w:top w:val="single" w:sz="4" w:space="0" w:color="BFC7D1"/>
               <w:left w:val="single" w:sz="4" w:space="0" w:color="BFC7D1"/>
@@ -5856,7 +5856,7 @@
         </w:tc>
         <w:tc>
           <w:tcPr>
-            <w:tcW w:w="4512" w:type="dxa"/>
+            <w:tcW w:w="6362" w:type="dxa"/>
             <w:tcBorders>
               <w:top w:val="single" w:sz="4" w:space="0" w:color="BFC7D1"/>
               <w:left w:val="single" w:sz="4" w:space="0" w:color="BFC7D1"/>
@@ -5896,7 +5896,7 @@
         <w:trPr/>
         <w:tc>
           <w:tcPr>
-            <w:tcW w:w="4513" w:type="dxa"/>
+            <w:tcW w:w="2651" w:type="dxa"/>
             <w:tcBorders>
               <w:top w:val="single" w:sz="4" w:space="0" w:color="BFC7D1"/>
               <w:left w:val="single" w:sz="4" w:space="0" w:color="BFC7D1"/>
@@ -5933,7 +5933,7 @@
         </w:tc>
         <w:tc>
           <w:tcPr>
-            <w:tcW w:w="4512" w:type="dxa"/>
+            <w:tcW w:w="6362" w:type="dxa"/>
             <w:tcBorders>
               <w:top w:val="single" w:sz="4" w:space="0" w:color="BFC7D1"/>
               <w:left w:val="single" w:sz="4" w:space="0" w:color="BFC7D1"/>
@@ -5973,7 +5973,7 @@
         <w:trPr/>
         <w:tc>
           <w:tcPr>
-            <w:tcW w:w="4513" w:type="dxa"/>
+            <w:tcW w:w="2651" w:type="dxa"/>
             <w:tcBorders>
               <w:top w:val="single" w:sz="4" w:space="0" w:color="BFC7D1"/>
               <w:left w:val="single" w:sz="4" w:space="0" w:color="BFC7D1"/>
@@ -6010,7 +6010,7 @@
         </w:tc>
         <w:tc>
           <w:tcPr>
-            <w:tcW w:w="4512" w:type="dxa"/>
+            <w:tcW w:w="6362" w:type="dxa"/>
             <w:tcBorders>
               <w:top w:val="single" w:sz="4" w:space="0" w:color="BFC7D1"/>
               <w:left w:val="single" w:sz="4" w:space="0" w:color="BFC7D1"/>
@@ -6062,7 +6062,7 @@
         <w:pStyle w:val="Heading2"/>
         <w:rPr/>
       </w:pPr>
-      <w:bookmarkStart w:id="33" w:name="__RefHeading___Toc16753_1603226370"/>
+      <w:bookmarkStart w:id="33" w:name="__RefHeading___Toc35898_2679730275"/>
       <w:bookmarkEnd w:id="33"/>
       <w:r>
         <w:rPr>
@@ -6077,7 +6077,7 @@
     <w:tbl>
       <w:tblPr>
         <w:tblStyle w:val="TableGrid"/>
-        <w:tblW w:w="9027" w:type="dxa"/>
+        <w:tblW w:w="9015" w:type="dxa"/>
         <w:jc w:val="left"/>
         <w:tblInd w:w="0" w:type="dxa"/>
         <w:tblLayout w:type="fixed"/>
@@ -6090,9 +6090,9 @@
         <w:tblLook w:val="04a0" w:noHBand="0" w:noVBand="1" w:firstColumn="1" w:lastRow="0" w:lastColumn="0" w:firstRow="1"/>
       </w:tblPr>
       <w:tblGrid>
-        <w:gridCol w:w="3009"/>
-        <w:gridCol w:w="3009"/>
-        <w:gridCol w:w="3009"/>
+        <w:gridCol w:w="2940"/>
+        <w:gridCol w:w="3070"/>
+        <w:gridCol w:w="3005"/>
       </w:tblGrid>
       <w:tr>
         <w:trPr>
@@ -6100,7 +6100,7 @@
         </w:trPr>
         <w:tc>
           <w:tcPr>
-            <w:tcW w:w="3009" w:type="dxa"/>
+            <w:tcW w:w="2940" w:type="dxa"/>
             <w:tcBorders>
               <w:top w:val="single" w:sz="4" w:space="0" w:color="BFC7D1"/>
               <w:left w:val="single" w:sz="4" w:space="0" w:color="BFC7D1"/>
@@ -6139,7 +6139,7 @@
         </w:tc>
         <w:tc>
           <w:tcPr>
-            <w:tcW w:w="3009" w:type="dxa"/>
+            <w:tcW w:w="3070" w:type="dxa"/>
             <w:tcBorders>
               <w:top w:val="single" w:sz="4" w:space="0" w:color="BFC7D1"/>
               <w:left w:val="single" w:sz="4" w:space="0" w:color="BFC7D1"/>
@@ -6178,7 +6178,7 @@
         </w:tc>
         <w:tc>
           <w:tcPr>
-            <w:tcW w:w="3009" w:type="dxa"/>
+            <w:tcW w:w="3005" w:type="dxa"/>
             <w:tcBorders>
               <w:top w:val="single" w:sz="4" w:space="0" w:color="BFC7D1"/>
               <w:left w:val="single" w:sz="4" w:space="0" w:color="BFC7D1"/>
@@ -6220,7 +6220,7 @@
         <w:trPr/>
         <w:tc>
           <w:tcPr>
-            <w:tcW w:w="3009" w:type="dxa"/>
+            <w:tcW w:w="2940" w:type="dxa"/>
             <w:tcBorders>
               <w:top w:val="single" w:sz="4" w:space="0" w:color="BFC7D1"/>
               <w:left w:val="single" w:sz="4" w:space="0" w:color="BFC7D1"/>
@@ -6257,7 +6257,7 @@
         </w:tc>
         <w:tc>
           <w:tcPr>
-            <w:tcW w:w="3009" w:type="dxa"/>
+            <w:tcW w:w="3070" w:type="dxa"/>
             <w:tcBorders>
               <w:top w:val="single" w:sz="4" w:space="0" w:color="BFC7D1"/>
               <w:left w:val="single" w:sz="4" w:space="0" w:color="BFC7D1"/>
@@ -6294,7 +6294,7 @@
         </w:tc>
         <w:tc>
           <w:tcPr>
-            <w:tcW w:w="3009" w:type="dxa"/>
+            <w:tcW w:w="3005" w:type="dxa"/>
             <w:tcBorders>
               <w:top w:val="single" w:sz="4" w:space="0" w:color="BFC7D1"/>
               <w:left w:val="single" w:sz="4" w:space="0" w:color="BFC7D1"/>
@@ -6334,7 +6334,7 @@
         <w:trPr/>
         <w:tc>
           <w:tcPr>
-            <w:tcW w:w="3009" w:type="dxa"/>
+            <w:tcW w:w="2940" w:type="dxa"/>
             <w:tcBorders>
               <w:top w:val="single" w:sz="4" w:space="0" w:color="BFC7D1"/>
               <w:left w:val="single" w:sz="4" w:space="0" w:color="BFC7D1"/>
@@ -6371,7 +6371,7 @@
         </w:tc>
         <w:tc>
           <w:tcPr>
-            <w:tcW w:w="3009" w:type="dxa"/>
+            <w:tcW w:w="3070" w:type="dxa"/>
             <w:tcBorders>
               <w:top w:val="single" w:sz="4" w:space="0" w:color="BFC7D1"/>
               <w:left w:val="single" w:sz="4" w:space="0" w:color="BFC7D1"/>
@@ -6408,7 +6408,7 @@
         </w:tc>
         <w:tc>
           <w:tcPr>
-            <w:tcW w:w="3009" w:type="dxa"/>
+            <w:tcW w:w="3005" w:type="dxa"/>
             <w:tcBorders>
               <w:top w:val="single" w:sz="4" w:space="0" w:color="BFC7D1"/>
               <w:left w:val="single" w:sz="4" w:space="0" w:color="BFC7D1"/>
@@ -6448,7 +6448,7 @@
         <w:trPr/>
         <w:tc>
           <w:tcPr>
-            <w:tcW w:w="3009" w:type="dxa"/>
+            <w:tcW w:w="2940" w:type="dxa"/>
             <w:tcBorders>
               <w:top w:val="single" w:sz="4" w:space="0" w:color="BFC7D1"/>
               <w:left w:val="single" w:sz="4" w:space="0" w:color="BFC7D1"/>
@@ -6485,7 +6485,7 @@
         </w:tc>
         <w:tc>
           <w:tcPr>
-            <w:tcW w:w="3009" w:type="dxa"/>
+            <w:tcW w:w="3070" w:type="dxa"/>
             <w:tcBorders>
               <w:top w:val="single" w:sz="4" w:space="0" w:color="BFC7D1"/>
               <w:left w:val="single" w:sz="4" w:space="0" w:color="BFC7D1"/>
@@ -6522,7 +6522,7 @@
         </w:tc>
         <w:tc>
           <w:tcPr>
-            <w:tcW w:w="3009" w:type="dxa"/>
+            <w:tcW w:w="3005" w:type="dxa"/>
             <w:tcBorders>
               <w:top w:val="single" w:sz="4" w:space="0" w:color="BFC7D1"/>
               <w:left w:val="single" w:sz="4" w:space="0" w:color="BFC7D1"/>
@@ -6562,7 +6562,7 @@
         <w:trPr/>
         <w:tc>
           <w:tcPr>
-            <w:tcW w:w="3009" w:type="dxa"/>
+            <w:tcW w:w="2940" w:type="dxa"/>
             <w:tcBorders>
               <w:top w:val="single" w:sz="4" w:space="0" w:color="BFC7D1"/>
               <w:left w:val="single" w:sz="4" w:space="0" w:color="BFC7D1"/>
@@ -6599,7 +6599,7 @@
         </w:tc>
         <w:tc>
           <w:tcPr>
-            <w:tcW w:w="3009" w:type="dxa"/>
+            <w:tcW w:w="3070" w:type="dxa"/>
             <w:tcBorders>
               <w:top w:val="single" w:sz="4" w:space="0" w:color="BFC7D1"/>
               <w:left w:val="single" w:sz="4" w:space="0" w:color="BFC7D1"/>
@@ -6636,7 +6636,7 @@
         </w:tc>
         <w:tc>
           <w:tcPr>
-            <w:tcW w:w="3009" w:type="dxa"/>
+            <w:tcW w:w="3005" w:type="dxa"/>
             <w:tcBorders>
               <w:top w:val="single" w:sz="4" w:space="0" w:color="BFC7D1"/>
               <w:left w:val="single" w:sz="4" w:space="0" w:color="BFC7D1"/>
@@ -6676,7 +6676,7 @@
         <w:trPr/>
         <w:tc>
           <w:tcPr>
-            <w:tcW w:w="3009" w:type="dxa"/>
+            <w:tcW w:w="2940" w:type="dxa"/>
             <w:tcBorders>
               <w:top w:val="single" w:sz="4" w:space="0" w:color="BFC7D1"/>
               <w:left w:val="single" w:sz="4" w:space="0" w:color="BFC7D1"/>
@@ -6713,7 +6713,7 @@
         </w:tc>
         <w:tc>
           <w:tcPr>
-            <w:tcW w:w="3009" w:type="dxa"/>
+            <w:tcW w:w="3070" w:type="dxa"/>
             <w:tcBorders>
               <w:top w:val="single" w:sz="4" w:space="0" w:color="BFC7D1"/>
               <w:left w:val="single" w:sz="4" w:space="0" w:color="BFC7D1"/>
@@ -6750,7 +6750,7 @@
         </w:tc>
         <w:tc>
           <w:tcPr>
-            <w:tcW w:w="3009" w:type="dxa"/>
+            <w:tcW w:w="3005" w:type="dxa"/>
             <w:tcBorders>
               <w:top w:val="single" w:sz="4" w:space="0" w:color="BFC7D1"/>
               <w:left w:val="single" w:sz="4" w:space="0" w:color="BFC7D1"/>
@@ -6790,7 +6790,7 @@
         <w:trPr/>
         <w:tc>
           <w:tcPr>
-            <w:tcW w:w="3009" w:type="dxa"/>
+            <w:tcW w:w="2940" w:type="dxa"/>
             <w:tcBorders>
               <w:top w:val="single" w:sz="4" w:space="0" w:color="BFC7D1"/>
               <w:left w:val="single" w:sz="4" w:space="0" w:color="BFC7D1"/>
@@ -6827,7 +6827,7 @@
         </w:tc>
         <w:tc>
           <w:tcPr>
-            <w:tcW w:w="3009" w:type="dxa"/>
+            <w:tcW w:w="3070" w:type="dxa"/>
             <w:tcBorders>
               <w:top w:val="single" w:sz="4" w:space="0" w:color="BFC7D1"/>
               <w:left w:val="single" w:sz="4" w:space="0" w:color="BFC7D1"/>
@@ -6864,7 +6864,7 @@
         </w:tc>
         <w:tc>
           <w:tcPr>
-            <w:tcW w:w="3009" w:type="dxa"/>
+            <w:tcW w:w="3005" w:type="dxa"/>
             <w:tcBorders>
               <w:top w:val="single" w:sz="4" w:space="0" w:color="BFC7D1"/>
               <w:left w:val="single" w:sz="4" w:space="0" w:color="BFC7D1"/>
@@ -6904,7 +6904,7 @@
         <w:trPr/>
         <w:tc>
           <w:tcPr>
-            <w:tcW w:w="3009" w:type="dxa"/>
+            <w:tcW w:w="2940" w:type="dxa"/>
             <w:tcBorders>
               <w:top w:val="single" w:sz="4" w:space="0" w:color="BFC7D1"/>
               <w:left w:val="single" w:sz="4" w:space="0" w:color="BFC7D1"/>
@@ -6941,7 +6941,7 @@
         </w:tc>
         <w:tc>
           <w:tcPr>
-            <w:tcW w:w="3009" w:type="dxa"/>
+            <w:tcW w:w="3070" w:type="dxa"/>
             <w:tcBorders>
               <w:top w:val="single" w:sz="4" w:space="0" w:color="BFC7D1"/>
               <w:left w:val="single" w:sz="4" w:space="0" w:color="BFC7D1"/>
@@ -6978,7 +6978,7 @@
         </w:tc>
         <w:tc>
           <w:tcPr>
-            <w:tcW w:w="3009" w:type="dxa"/>
+            <w:tcW w:w="3005" w:type="dxa"/>
             <w:tcBorders>
               <w:top w:val="single" w:sz="4" w:space="0" w:color="BFC7D1"/>
               <w:left w:val="single" w:sz="4" w:space="0" w:color="BFC7D1"/>
@@ -7018,7 +7018,7 @@
         <w:trPr/>
         <w:tc>
           <w:tcPr>
-            <w:tcW w:w="3009" w:type="dxa"/>
+            <w:tcW w:w="2940" w:type="dxa"/>
             <w:tcBorders>
               <w:top w:val="single" w:sz="4" w:space="0" w:color="BFC7D1"/>
               <w:left w:val="single" w:sz="4" w:space="0" w:color="BFC7D1"/>
@@ -7055,7 +7055,7 @@
         </w:tc>
         <w:tc>
           <w:tcPr>
-            <w:tcW w:w="3009" w:type="dxa"/>
+            <w:tcW w:w="3070" w:type="dxa"/>
             <w:tcBorders>
               <w:top w:val="single" w:sz="4" w:space="0" w:color="BFC7D1"/>
               <w:left w:val="single" w:sz="4" w:space="0" w:color="BFC7D1"/>
@@ -7092,7 +7092,7 @@
         </w:tc>
         <w:tc>
           <w:tcPr>
-            <w:tcW w:w="3009" w:type="dxa"/>
+            <w:tcW w:w="3005" w:type="dxa"/>
             <w:tcBorders>
               <w:top w:val="single" w:sz="4" w:space="0" w:color="BFC7D1"/>
               <w:left w:val="single" w:sz="4" w:space="0" w:color="BFC7D1"/>
@@ -7147,7 +7147,7 @@
         <w:pStyle w:val="Heading1"/>
         <w:rPr/>
       </w:pPr>
-      <w:bookmarkStart w:id="34" w:name="__RefHeading___Toc16755_1603226370"/>
+      <w:bookmarkStart w:id="34" w:name="__RefHeading___Toc35900_2679730275"/>
       <w:bookmarkEnd w:id="34"/>
       <w:r>
         <w:rPr>
@@ -7164,7 +7164,7 @@
         <w:pStyle w:val="Heading2"/>
         <w:rPr/>
       </w:pPr>
-      <w:bookmarkStart w:id="35" w:name="__RefHeading___Toc16757_1603226370"/>
+      <w:bookmarkStart w:id="35" w:name="__RefHeading___Toc35902_2679730275"/>
       <w:bookmarkEnd w:id="35"/>
       <w:r>
         <w:rPr>
@@ -7276,7 +7276,7 @@
         <w:pStyle w:val="Heading2"/>
         <w:rPr/>
       </w:pPr>
-      <w:bookmarkStart w:id="36" w:name="__RefHeading___Toc16759_1603226370"/>
+      <w:bookmarkStart w:id="36" w:name="__RefHeading___Toc35904_2679730275"/>
       <w:bookmarkEnd w:id="36"/>
       <w:r>
         <w:rPr>
@@ -7331,7 +7331,7 @@
         <w:pStyle w:val="Heading2"/>
         <w:rPr/>
       </w:pPr>
-      <w:bookmarkStart w:id="37" w:name="__RefHeading___Toc16761_1603226370"/>
+      <w:bookmarkStart w:id="37" w:name="__RefHeading___Toc35906_2679730275"/>
       <w:bookmarkEnd w:id="37"/>
       <w:r>
         <w:rPr>
@@ -7462,7 +7462,7 @@
         <w:pStyle w:val="Heading2"/>
         <w:rPr/>
       </w:pPr>
-      <w:bookmarkStart w:id="38" w:name="__RefHeading___Toc16763_1603226370"/>
+      <w:bookmarkStart w:id="38" w:name="__RefHeading___Toc35908_2679730275"/>
       <w:bookmarkEnd w:id="38"/>
       <w:r>
         <w:rPr>
@@ -7577,7 +7577,7 @@
         <w:pStyle w:val="Heading1"/>
         <w:rPr/>
       </w:pPr>
-      <w:bookmarkStart w:id="39" w:name="__RefHeading___Toc16765_1603226370"/>
+      <w:bookmarkStart w:id="39" w:name="__RefHeading___Toc35910_2679730275"/>
       <w:bookmarkEnd w:id="39"/>
       <w:r>
         <w:rPr>
@@ -7592,7 +7592,7 @@
     <w:tbl>
       <w:tblPr>
         <w:tblStyle w:val="TableGrid"/>
-        <w:tblW w:w="9028" w:type="dxa"/>
+        <w:tblW w:w="9015" w:type="dxa"/>
         <w:jc w:val="left"/>
         <w:tblInd w:w="0" w:type="dxa"/>
         <w:tblLayout w:type="fixed"/>
@@ -7605,10 +7605,10 @@
         <w:tblLook w:val="04a0" w:noHBand="0" w:noVBand="1" w:firstColumn="1" w:lastRow="0" w:lastColumn="0" w:firstRow="1"/>
       </w:tblPr>
       <w:tblGrid>
-        <w:gridCol w:w="2257"/>
-        <w:gridCol w:w="2257"/>
-        <w:gridCol w:w="2257"/>
-        <w:gridCol w:w="2256"/>
+        <w:gridCol w:w="2846"/>
+        <w:gridCol w:w="1779"/>
+        <w:gridCol w:w="1543"/>
+        <w:gridCol w:w="2846"/>
       </w:tblGrid>
       <w:tr>
         <w:trPr>
@@ -7616,7 +7616,7 @@
         </w:trPr>
         <w:tc>
           <w:tcPr>
-            <w:tcW w:w="2257" w:type="dxa"/>
+            <w:tcW w:w="2846" w:type="dxa"/>
             <w:tcBorders>
               <w:top w:val="single" w:sz="4" w:space="0" w:color="BFC7D1"/>
               <w:left w:val="single" w:sz="4" w:space="0" w:color="BFC7D1"/>
@@ -7655,7 +7655,7 @@
         </w:tc>
         <w:tc>
           <w:tcPr>
-            <w:tcW w:w="2257" w:type="dxa"/>
+            <w:tcW w:w="1779" w:type="dxa"/>
             <w:tcBorders>
               <w:top w:val="single" w:sz="4" w:space="0" w:color="BFC7D1"/>
               <w:left w:val="single" w:sz="4" w:space="0" w:color="BFC7D1"/>
@@ -7694,7 +7694,7 @@
         </w:tc>
         <w:tc>
           <w:tcPr>
-            <w:tcW w:w="2257" w:type="dxa"/>
+            <w:tcW w:w="1543" w:type="dxa"/>
             <w:tcBorders>
               <w:top w:val="single" w:sz="4" w:space="0" w:color="BFC7D1"/>
               <w:left w:val="single" w:sz="4" w:space="0" w:color="BFC7D1"/>
@@ -7733,7 +7733,7 @@
         </w:tc>
         <w:tc>
           <w:tcPr>
-            <w:tcW w:w="2256" w:type="dxa"/>
+            <w:tcW w:w="2846" w:type="dxa"/>
             <w:tcBorders>
               <w:top w:val="single" w:sz="4" w:space="0" w:color="BFC7D1"/>
               <w:left w:val="single" w:sz="4" w:space="0" w:color="BFC7D1"/>
@@ -7775,7 +7775,7 @@
         <w:trPr/>
         <w:tc>
           <w:tcPr>
-            <w:tcW w:w="2257" w:type="dxa"/>
+            <w:tcW w:w="2846" w:type="dxa"/>
             <w:tcBorders>
               <w:top w:val="single" w:sz="4" w:space="0" w:color="BFC7D1"/>
               <w:left w:val="single" w:sz="4" w:space="0" w:color="BFC7D1"/>
@@ -7812,7 +7812,7 @@
         </w:tc>
         <w:tc>
           <w:tcPr>
-            <w:tcW w:w="2257" w:type="dxa"/>
+            <w:tcW w:w="1779" w:type="dxa"/>
             <w:tcBorders>
               <w:top w:val="single" w:sz="4" w:space="0" w:color="BFC7D1"/>
               <w:left w:val="single" w:sz="4" w:space="0" w:color="BFC7D1"/>
@@ -7849,7 +7849,7 @@
         </w:tc>
         <w:tc>
           <w:tcPr>
-            <w:tcW w:w="2257" w:type="dxa"/>
+            <w:tcW w:w="1543" w:type="dxa"/>
             <w:tcBorders>
               <w:top w:val="single" w:sz="4" w:space="0" w:color="BFC7D1"/>
               <w:left w:val="single" w:sz="4" w:space="0" w:color="BFC7D1"/>
@@ -7886,7 +7886,7 @@
         </w:tc>
         <w:tc>
           <w:tcPr>
-            <w:tcW w:w="2256" w:type="dxa"/>
+            <w:tcW w:w="2846" w:type="dxa"/>
             <w:tcBorders>
               <w:top w:val="single" w:sz="4" w:space="0" w:color="BFC7D1"/>
               <w:left w:val="single" w:sz="4" w:space="0" w:color="BFC7D1"/>
@@ -7926,7 +7926,7 @@
         <w:trPr/>
         <w:tc>
           <w:tcPr>
-            <w:tcW w:w="2257" w:type="dxa"/>
+            <w:tcW w:w="2846" w:type="dxa"/>
             <w:tcBorders>
               <w:top w:val="single" w:sz="4" w:space="0" w:color="BFC7D1"/>
               <w:left w:val="single" w:sz="4" w:space="0" w:color="BFC7D1"/>
@@ -7963,7 +7963,7 @@
         </w:tc>
         <w:tc>
           <w:tcPr>
-            <w:tcW w:w="2257" w:type="dxa"/>
+            <w:tcW w:w="1779" w:type="dxa"/>
             <w:tcBorders>
               <w:top w:val="single" w:sz="4" w:space="0" w:color="BFC7D1"/>
               <w:left w:val="single" w:sz="4" w:space="0" w:color="BFC7D1"/>
@@ -8000,7 +8000,7 @@
         </w:tc>
         <w:tc>
           <w:tcPr>
-            <w:tcW w:w="2257" w:type="dxa"/>
+            <w:tcW w:w="1543" w:type="dxa"/>
             <w:tcBorders>
               <w:top w:val="single" w:sz="4" w:space="0" w:color="BFC7D1"/>
               <w:left w:val="single" w:sz="4" w:space="0" w:color="BFC7D1"/>
@@ -8037,7 +8037,7 @@
         </w:tc>
         <w:tc>
           <w:tcPr>
-            <w:tcW w:w="2256" w:type="dxa"/>
+            <w:tcW w:w="2846" w:type="dxa"/>
             <w:tcBorders>
               <w:top w:val="single" w:sz="4" w:space="0" w:color="BFC7D1"/>
               <w:left w:val="single" w:sz="4" w:space="0" w:color="BFC7D1"/>
@@ -8077,7 +8077,7 @@
         <w:trPr/>
         <w:tc>
           <w:tcPr>
-            <w:tcW w:w="2257" w:type="dxa"/>
+            <w:tcW w:w="2846" w:type="dxa"/>
             <w:tcBorders>
               <w:top w:val="single" w:sz="4" w:space="0" w:color="BFC7D1"/>
               <w:left w:val="single" w:sz="4" w:space="0" w:color="BFC7D1"/>
@@ -8114,7 +8114,7 @@
         </w:tc>
         <w:tc>
           <w:tcPr>
-            <w:tcW w:w="2257" w:type="dxa"/>
+            <w:tcW w:w="1779" w:type="dxa"/>
             <w:tcBorders>
               <w:top w:val="single" w:sz="4" w:space="0" w:color="BFC7D1"/>
               <w:left w:val="single" w:sz="4" w:space="0" w:color="BFC7D1"/>
@@ -8151,7 +8151,7 @@
         </w:tc>
         <w:tc>
           <w:tcPr>
-            <w:tcW w:w="2257" w:type="dxa"/>
+            <w:tcW w:w="1543" w:type="dxa"/>
             <w:tcBorders>
               <w:top w:val="single" w:sz="4" w:space="0" w:color="BFC7D1"/>
               <w:left w:val="single" w:sz="4" w:space="0" w:color="BFC7D1"/>
@@ -8188,7 +8188,7 @@
         </w:tc>
         <w:tc>
           <w:tcPr>
-            <w:tcW w:w="2256" w:type="dxa"/>
+            <w:tcW w:w="2846" w:type="dxa"/>
             <w:tcBorders>
               <w:top w:val="single" w:sz="4" w:space="0" w:color="BFC7D1"/>
               <w:left w:val="single" w:sz="4" w:space="0" w:color="BFC7D1"/>
@@ -8228,7 +8228,7 @@
         <w:trPr/>
         <w:tc>
           <w:tcPr>
-            <w:tcW w:w="2257" w:type="dxa"/>
+            <w:tcW w:w="2846" w:type="dxa"/>
             <w:tcBorders>
               <w:top w:val="single" w:sz="4" w:space="0" w:color="BFC7D1"/>
               <w:left w:val="single" w:sz="4" w:space="0" w:color="BFC7D1"/>
@@ -8265,7 +8265,7 @@
         </w:tc>
         <w:tc>
           <w:tcPr>
-            <w:tcW w:w="2257" w:type="dxa"/>
+            <w:tcW w:w="1779" w:type="dxa"/>
             <w:tcBorders>
               <w:top w:val="single" w:sz="4" w:space="0" w:color="BFC7D1"/>
               <w:left w:val="single" w:sz="4" w:space="0" w:color="BFC7D1"/>
@@ -8302,7 +8302,7 @@
         </w:tc>
         <w:tc>
           <w:tcPr>
-            <w:tcW w:w="2257" w:type="dxa"/>
+            <w:tcW w:w="1543" w:type="dxa"/>
             <w:tcBorders>
               <w:top w:val="single" w:sz="4" w:space="0" w:color="BFC7D1"/>
               <w:left w:val="single" w:sz="4" w:space="0" w:color="BFC7D1"/>
@@ -8339,7 +8339,7 @@
         </w:tc>
         <w:tc>
           <w:tcPr>
-            <w:tcW w:w="2256" w:type="dxa"/>
+            <w:tcW w:w="2846" w:type="dxa"/>
             <w:tcBorders>
               <w:top w:val="single" w:sz="4" w:space="0" w:color="BFC7D1"/>
               <w:left w:val="single" w:sz="4" w:space="0" w:color="BFC7D1"/>
@@ -8379,7 +8379,7 @@
         <w:trPr/>
         <w:tc>
           <w:tcPr>
-            <w:tcW w:w="2257" w:type="dxa"/>
+            <w:tcW w:w="2846" w:type="dxa"/>
             <w:tcBorders>
               <w:top w:val="single" w:sz="4" w:space="0" w:color="BFC7D1"/>
               <w:left w:val="single" w:sz="4" w:space="0" w:color="BFC7D1"/>
@@ -8416,7 +8416,7 @@
         </w:tc>
         <w:tc>
           <w:tcPr>
-            <w:tcW w:w="2257" w:type="dxa"/>
+            <w:tcW w:w="1779" w:type="dxa"/>
             <w:tcBorders>
               <w:top w:val="single" w:sz="4" w:space="0" w:color="BFC7D1"/>
               <w:left w:val="single" w:sz="4" w:space="0" w:color="BFC7D1"/>
@@ -8453,7 +8453,7 @@
         </w:tc>
         <w:tc>
           <w:tcPr>
-            <w:tcW w:w="2257" w:type="dxa"/>
+            <w:tcW w:w="1543" w:type="dxa"/>
             <w:tcBorders>
               <w:top w:val="single" w:sz="4" w:space="0" w:color="BFC7D1"/>
               <w:left w:val="single" w:sz="4" w:space="0" w:color="BFC7D1"/>
@@ -8490,7 +8490,7 @@
         </w:tc>
         <w:tc>
           <w:tcPr>
-            <w:tcW w:w="2256" w:type="dxa"/>
+            <w:tcW w:w="2846" w:type="dxa"/>
             <w:tcBorders>
               <w:top w:val="single" w:sz="4" w:space="0" w:color="BFC7D1"/>
               <w:left w:val="single" w:sz="4" w:space="0" w:color="BFC7D1"/>
@@ -8574,7 +8574,7 @@
           <w:spacing w:val="0"/>
         </w:rPr>
       </w:pPr>
-      <w:bookmarkStart w:id="40" w:name="__RefHeading___Toc16767_1603226370"/>
+      <w:bookmarkStart w:id="40" w:name="__RefHeading___Toc35912_2679730275"/>
       <w:bookmarkStart w:id="41" w:name="_Toc233203395"/>
       <w:bookmarkEnd w:id="40"/>
       <w:r>

--- a/docs/package/out/contracts/iNXT_BrokerVerse_Data_Processing_Agreement.docx
+++ b/docs/package/out/contracts/iNXT_BrokerVerse_Data_Processing_Agreement.docx
@@ -789,7 +789,7 @@
             </w:rPr>
             <w:fldChar w:fldCharType="separate"/>
           </w:r>
-          <w:hyperlink w:anchor="__RefHeading___Toc35840_2679730275">
+          <w:hyperlink w:anchor="__RefHeading___Toc13071_374171018">
             <w:r>
               <w:rPr>
                 <w:webHidden/>
@@ -824,7 +824,7 @@
             </w:tabs>
             <w:rPr/>
           </w:pPr>
-          <w:hyperlink w:anchor="__RefHeading___Toc35842_2679730275">
+          <w:hyperlink w:anchor="__RefHeading___Toc13073_374171018">
             <w:r>
               <w:rPr>
                 <w:webHidden/>
@@ -853,7 +853,7 @@
             </w:tabs>
             <w:rPr/>
           </w:pPr>
-          <w:hyperlink w:anchor="__RefHeading___Toc35844_2679730275">
+          <w:hyperlink w:anchor="__RefHeading___Toc13075_374171018">
             <w:r>
               <w:rPr>
                 <w:webHidden/>
@@ -875,7 +875,7 @@
             </w:tabs>
             <w:rPr/>
           </w:pPr>
-          <w:hyperlink w:anchor="__RefHeading___Toc35846_2679730275">
+          <w:hyperlink w:anchor="__RefHeading___Toc13077_374171018">
             <w:r>
               <w:rPr>
                 <w:webHidden/>
@@ -897,7 +897,7 @@
             </w:tabs>
             <w:rPr/>
           </w:pPr>
-          <w:hyperlink w:anchor="__RefHeading___Toc35848_2679730275">
+          <w:hyperlink w:anchor="__RefHeading___Toc13079_374171018">
             <w:r>
               <w:rPr>
                 <w:webHidden/>
@@ -919,7 +919,7 @@
             </w:tabs>
             <w:rPr/>
           </w:pPr>
-          <w:hyperlink w:anchor="__RefHeading___Toc35850_2679730275">
+          <w:hyperlink w:anchor="__RefHeading___Toc13081_374171018">
             <w:r>
               <w:rPr>
                 <w:webHidden/>
@@ -941,7 +941,7 @@
             </w:tabs>
             <w:rPr/>
           </w:pPr>
-          <w:hyperlink w:anchor="__RefHeading___Toc35852_2679730275">
+          <w:hyperlink w:anchor="__RefHeading___Toc13083_374171018">
             <w:r>
               <w:rPr>
                 <w:webHidden/>
@@ -963,7 +963,7 @@
             </w:tabs>
             <w:rPr/>
           </w:pPr>
-          <w:hyperlink w:anchor="__RefHeading___Toc35854_2679730275">
+          <w:hyperlink w:anchor="__RefHeading___Toc13085_374171018">
             <w:r>
               <w:rPr>
                 <w:webHidden/>
@@ -985,7 +985,7 @@
             </w:tabs>
             <w:rPr/>
           </w:pPr>
-          <w:hyperlink w:anchor="__RefHeading___Toc35856_2679730275">
+          <w:hyperlink w:anchor="__RefHeading___Toc13087_374171018">
             <w:r>
               <w:rPr>
                 <w:webHidden/>
@@ -1007,7 +1007,7 @@
             </w:tabs>
             <w:rPr/>
           </w:pPr>
-          <w:hyperlink w:anchor="__RefHeading___Toc35858_2679730275">
+          <w:hyperlink w:anchor="__RefHeading___Toc13089_374171018">
             <w:r>
               <w:rPr>
                 <w:webHidden/>
@@ -1029,7 +1029,7 @@
             </w:tabs>
             <w:rPr/>
           </w:pPr>
-          <w:hyperlink w:anchor="__RefHeading___Toc35860_2679730275">
+          <w:hyperlink w:anchor="__RefHeading___Toc13091_374171018">
             <w:r>
               <w:rPr>
                 <w:webHidden/>
@@ -1051,7 +1051,7 @@
             </w:tabs>
             <w:rPr/>
           </w:pPr>
-          <w:hyperlink w:anchor="__RefHeading___Toc35862_2679730275">
+          <w:hyperlink w:anchor="__RefHeading___Toc13093_374171018">
             <w:r>
               <w:rPr>
                 <w:webHidden/>
@@ -1073,7 +1073,7 @@
             </w:tabs>
             <w:rPr/>
           </w:pPr>
-          <w:hyperlink w:anchor="__RefHeading___Toc35864_2679730275">
+          <w:hyperlink w:anchor="__RefHeading___Toc13095_374171018">
             <w:r>
               <w:rPr>
                 <w:webHidden/>
@@ -1095,7 +1095,7 @@
             </w:tabs>
             <w:rPr/>
           </w:pPr>
-          <w:hyperlink w:anchor="__RefHeading___Toc35866_2679730275">
+          <w:hyperlink w:anchor="__RefHeading___Toc13097_374171018">
             <w:r>
               <w:rPr>
                 <w:webHidden/>
@@ -1117,7 +1117,7 @@
             </w:tabs>
             <w:rPr/>
           </w:pPr>
-          <w:hyperlink w:anchor="__RefHeading___Toc35868_2679730275">
+          <w:hyperlink w:anchor="__RefHeading___Toc13099_374171018">
             <w:r>
               <w:rPr>
                 <w:webHidden/>
@@ -1139,7 +1139,7 @@
             </w:tabs>
             <w:rPr/>
           </w:pPr>
-          <w:hyperlink w:anchor="__RefHeading___Toc35870_2679730275">
+          <w:hyperlink w:anchor="__RefHeading___Toc13101_374171018">
             <w:r>
               <w:rPr>
                 <w:webHidden/>
@@ -1161,7 +1161,7 @@
             </w:tabs>
             <w:rPr/>
           </w:pPr>
-          <w:hyperlink w:anchor="__RefHeading___Toc35872_2679730275">
+          <w:hyperlink w:anchor="__RefHeading___Toc13103_374171018">
             <w:r>
               <w:rPr>
                 <w:webHidden/>
@@ -1183,7 +1183,7 @@
             </w:tabs>
             <w:rPr/>
           </w:pPr>
-          <w:hyperlink w:anchor="__RefHeading___Toc35874_2679730275">
+          <w:hyperlink w:anchor="__RefHeading___Toc13105_374171018">
             <w:r>
               <w:rPr>
                 <w:webHidden/>
@@ -1205,7 +1205,7 @@
             </w:tabs>
             <w:rPr/>
           </w:pPr>
-          <w:hyperlink w:anchor="__RefHeading___Toc35876_2679730275">
+          <w:hyperlink w:anchor="__RefHeading___Toc13107_374171018">
             <w:r>
               <w:rPr>
                 <w:webHidden/>
@@ -1227,7 +1227,7 @@
             </w:tabs>
             <w:rPr/>
           </w:pPr>
-          <w:hyperlink w:anchor="__RefHeading___Toc35878_2679730275">
+          <w:hyperlink w:anchor="__RefHeading___Toc13109_374171018">
             <w:r>
               <w:rPr>
                 <w:webHidden/>
@@ -1249,7 +1249,7 @@
             </w:tabs>
             <w:rPr/>
           </w:pPr>
-          <w:hyperlink w:anchor="__RefHeading___Toc35880_2679730275">
+          <w:hyperlink w:anchor="__RefHeading___Toc13111_374171018">
             <w:r>
               <w:rPr>
                 <w:webHidden/>
@@ -1271,7 +1271,7 @@
             </w:tabs>
             <w:rPr/>
           </w:pPr>
-          <w:hyperlink w:anchor="__RefHeading___Toc35882_2679730275">
+          <w:hyperlink w:anchor="__RefHeading___Toc13113_374171018">
             <w:r>
               <w:rPr>
                 <w:webHidden/>
@@ -1293,7 +1293,7 @@
             </w:tabs>
             <w:rPr/>
           </w:pPr>
-          <w:hyperlink w:anchor="__RefHeading___Toc35884_2679730275">
+          <w:hyperlink w:anchor="__RefHeading___Toc13115_374171018">
             <w:r>
               <w:rPr>
                 <w:webHidden/>
@@ -1315,7 +1315,7 @@
             </w:tabs>
             <w:rPr/>
           </w:pPr>
-          <w:hyperlink w:anchor="__RefHeading___Toc35886_2679730275">
+          <w:hyperlink w:anchor="__RefHeading___Toc13117_374171018">
             <w:r>
               <w:rPr>
                 <w:webHidden/>
@@ -1337,7 +1337,7 @@
             </w:tabs>
             <w:rPr/>
           </w:pPr>
-          <w:hyperlink w:anchor="__RefHeading___Toc35888_2679730275">
+          <w:hyperlink w:anchor="__RefHeading___Toc13119_374171018">
             <w:r>
               <w:rPr>
                 <w:webHidden/>
@@ -1359,7 +1359,7 @@
             </w:tabs>
             <w:rPr/>
           </w:pPr>
-          <w:hyperlink w:anchor="__RefHeading___Toc35890_2679730275">
+          <w:hyperlink w:anchor="__RefHeading___Toc13121_374171018">
             <w:r>
               <w:rPr>
                 <w:webHidden/>
@@ -1381,7 +1381,7 @@
             </w:tabs>
             <w:rPr/>
           </w:pPr>
-          <w:hyperlink w:anchor="__RefHeading___Toc35892_2679730275">
+          <w:hyperlink w:anchor="__RefHeading___Toc13123_374171018">
             <w:r>
               <w:rPr>
                 <w:webHidden/>
@@ -1403,7 +1403,7 @@
             </w:tabs>
             <w:rPr/>
           </w:pPr>
-          <w:hyperlink w:anchor="__RefHeading___Toc35894_2679730275">
+          <w:hyperlink w:anchor="__RefHeading___Toc13125_374171018">
             <w:r>
               <w:rPr>
                 <w:webHidden/>
@@ -1425,7 +1425,7 @@
             </w:tabs>
             <w:rPr/>
           </w:pPr>
-          <w:hyperlink w:anchor="__RefHeading___Toc35896_2679730275">
+          <w:hyperlink w:anchor="__RefHeading___Toc13127_374171018">
             <w:r>
               <w:rPr>
                 <w:webHidden/>
@@ -1447,7 +1447,7 @@
             </w:tabs>
             <w:rPr/>
           </w:pPr>
-          <w:hyperlink w:anchor="__RefHeading___Toc35898_2679730275">
+          <w:hyperlink w:anchor="__RefHeading___Toc13129_374171018">
             <w:r>
               <w:rPr>
                 <w:webHidden/>
@@ -1469,7 +1469,7 @@
             </w:tabs>
             <w:rPr/>
           </w:pPr>
-          <w:hyperlink w:anchor="__RefHeading___Toc35900_2679730275">
+          <w:hyperlink w:anchor="__RefHeading___Toc13131_374171018">
             <w:r>
               <w:rPr>
                 <w:webHidden/>
@@ -1491,7 +1491,7 @@
             </w:tabs>
             <w:rPr/>
           </w:pPr>
-          <w:hyperlink w:anchor="__RefHeading___Toc35902_2679730275">
+          <w:hyperlink w:anchor="__RefHeading___Toc13133_374171018">
             <w:r>
               <w:rPr>
                 <w:webHidden/>
@@ -1513,7 +1513,7 @@
             </w:tabs>
             <w:rPr/>
           </w:pPr>
-          <w:hyperlink w:anchor="__RefHeading___Toc35904_2679730275">
+          <w:hyperlink w:anchor="__RefHeading___Toc13135_374171018">
             <w:r>
               <w:rPr>
                 <w:webHidden/>
@@ -1535,7 +1535,7 @@
             </w:tabs>
             <w:rPr/>
           </w:pPr>
-          <w:hyperlink w:anchor="__RefHeading___Toc35906_2679730275">
+          <w:hyperlink w:anchor="__RefHeading___Toc13137_374171018">
             <w:r>
               <w:rPr>
                 <w:webHidden/>
@@ -1557,7 +1557,7 @@
             </w:tabs>
             <w:rPr/>
           </w:pPr>
-          <w:hyperlink w:anchor="__RefHeading___Toc35908_2679730275">
+          <w:hyperlink w:anchor="__RefHeading___Toc13139_374171018">
             <w:r>
               <w:rPr>
                 <w:webHidden/>
@@ -1579,7 +1579,7 @@
             </w:tabs>
             <w:rPr/>
           </w:pPr>
-          <w:hyperlink w:anchor="__RefHeading___Toc35910_2679730275">
+          <w:hyperlink w:anchor="__RefHeading___Toc13141_374171018">
             <w:r>
               <w:rPr>
                 <w:webHidden/>
@@ -1601,7 +1601,7 @@
             </w:tabs>
             <w:rPr/>
           </w:pPr>
-          <w:hyperlink w:anchor="__RefHeading___Toc35912_2679730275">
+          <w:hyperlink w:anchor="__RefHeading___Toc13143_374171018">
             <w:r>
               <w:rPr>
                 <w:webHidden/>
@@ -1649,7 +1649,7 @@
       <w:r>
         <w:br w:type="page"/>
       </w:r>
-      <w:bookmarkStart w:id="0" w:name="__RefHeading___Toc35840_2679730275"/>
+      <w:bookmarkStart w:id="0" w:name="__RefHeading___Toc13071_374171018"/>
       <w:bookmarkStart w:id="1" w:name="_Toc48319687"/>
       <w:bookmarkStart w:id="2" w:name="_Toc11824118"/>
       <w:bookmarkEnd w:id="0"/>
@@ -2294,7 +2294,7 @@
           <w:spacing w:val="0"/>
         </w:rPr>
       </w:pPr>
-      <w:bookmarkStart w:id="4" w:name="__RefHeading___Toc35842_2679730275"/>
+      <w:bookmarkStart w:id="4" w:name="__RefHeading___Toc13073_374171018"/>
       <w:bookmarkStart w:id="5" w:name="_Toc233203388"/>
       <w:bookmarkEnd w:id="4"/>
       <w:r>
@@ -3441,7 +3441,7 @@
         <w:pageBreakBefore w:val="false"/>
         <w:rPr/>
       </w:pPr>
-      <w:bookmarkStart w:id="6" w:name="__RefHeading___Toc35844_2679730275"/>
+      <w:bookmarkStart w:id="6" w:name="__RefHeading___Toc13075_374171018"/>
       <w:bookmarkEnd w:id="6"/>
       <w:r>
         <w:rPr>
@@ -3578,7 +3578,7 @@
         <w:pStyle w:val="Heading1"/>
         <w:rPr/>
       </w:pPr>
-      <w:bookmarkStart w:id="7" w:name="__RefHeading___Toc35846_2679730275"/>
+      <w:bookmarkStart w:id="7" w:name="__RefHeading___Toc13077_374171018"/>
       <w:bookmarkEnd w:id="7"/>
       <w:r>
         <w:rPr>
@@ -3595,7 +3595,7 @@
         <w:pStyle w:val="Heading2"/>
         <w:rPr/>
       </w:pPr>
-      <w:bookmarkStart w:id="8" w:name="__RefHeading___Toc35848_2679730275"/>
+      <w:bookmarkStart w:id="8" w:name="__RefHeading___Toc13079_374171018"/>
       <w:bookmarkEnd w:id="8"/>
       <w:r>
         <w:rPr>
@@ -3717,7 +3717,7 @@
         <w:pStyle w:val="Heading2"/>
         <w:rPr/>
       </w:pPr>
-      <w:bookmarkStart w:id="9" w:name="__RefHeading___Toc35850_2679730275"/>
+      <w:bookmarkStart w:id="9" w:name="__RefHeading___Toc13081_374171018"/>
       <w:bookmarkEnd w:id="9"/>
       <w:r>
         <w:rPr>
@@ -3813,7 +3813,7 @@
         <w:pStyle w:val="Heading1"/>
         <w:rPr/>
       </w:pPr>
-      <w:bookmarkStart w:id="10" w:name="__RefHeading___Toc35852_2679730275"/>
+      <w:bookmarkStart w:id="10" w:name="__RefHeading___Toc13083_374171018"/>
       <w:bookmarkEnd w:id="10"/>
       <w:r>
         <w:rPr>
@@ -3882,7 +3882,7 @@
         <w:pStyle w:val="Heading1"/>
         <w:rPr/>
       </w:pPr>
-      <w:bookmarkStart w:id="11" w:name="__RefHeading___Toc35854_2679730275"/>
+      <w:bookmarkStart w:id="11" w:name="__RefHeading___Toc13085_374171018"/>
       <w:bookmarkEnd w:id="11"/>
       <w:r>
         <w:rPr>
@@ -3917,7 +3917,7 @@
         <w:pStyle w:val="Heading1"/>
         <w:rPr/>
       </w:pPr>
-      <w:bookmarkStart w:id="12" w:name="__RefHeading___Toc35856_2679730275"/>
+      <w:bookmarkStart w:id="12" w:name="__RefHeading___Toc13087_374171018"/>
       <w:bookmarkEnd w:id="12"/>
       <w:r>
         <w:rPr>
@@ -3934,7 +3934,7 @@
         <w:pStyle w:val="Heading2"/>
         <w:rPr/>
       </w:pPr>
-      <w:bookmarkStart w:id="13" w:name="__RefHeading___Toc35858_2679730275"/>
+      <w:bookmarkStart w:id="13" w:name="__RefHeading___Toc13089_374171018"/>
       <w:bookmarkEnd w:id="13"/>
       <w:r>
         <w:rPr>
@@ -4008,7 +4008,7 @@
         <w:pStyle w:val="Heading2"/>
         <w:rPr/>
       </w:pPr>
-      <w:bookmarkStart w:id="14" w:name="__RefHeading___Toc35860_2679730275"/>
+      <w:bookmarkStart w:id="14" w:name="__RefHeading___Toc13091_374171018"/>
       <w:bookmarkEnd w:id="14"/>
       <w:r>
         <w:rPr>
@@ -4040,7 +4040,7 @@
         <w:pStyle w:val="Heading2"/>
         <w:rPr/>
       </w:pPr>
-      <w:bookmarkStart w:id="15" w:name="__RefHeading___Toc35862_2679730275"/>
+      <w:bookmarkStart w:id="15" w:name="__RefHeading___Toc13093_374171018"/>
       <w:bookmarkEnd w:id="15"/>
       <w:r>
         <w:rPr>
@@ -4072,7 +4072,7 @@
         <w:pStyle w:val="Heading2"/>
         <w:rPr/>
       </w:pPr>
-      <w:bookmarkStart w:id="16" w:name="__RefHeading___Toc35864_2679730275"/>
+      <w:bookmarkStart w:id="16" w:name="__RefHeading___Toc13095_374171018"/>
       <w:bookmarkEnd w:id="16"/>
       <w:r>
         <w:rPr>
@@ -4146,7 +4146,7 @@
         <w:pStyle w:val="Heading2"/>
         <w:rPr/>
       </w:pPr>
-      <w:bookmarkStart w:id="17" w:name="__RefHeading___Toc35866_2679730275"/>
+      <w:bookmarkStart w:id="17" w:name="__RefHeading___Toc13097_374171018"/>
       <w:bookmarkEnd w:id="17"/>
       <w:r>
         <w:rPr>
@@ -4273,7 +4273,7 @@
         <w:pStyle w:val="Heading2"/>
         <w:rPr/>
       </w:pPr>
-      <w:bookmarkStart w:id="18" w:name="__RefHeading___Toc35868_2679730275"/>
+      <w:bookmarkStart w:id="18" w:name="__RefHeading___Toc13099_374171018"/>
       <w:bookmarkEnd w:id="18"/>
       <w:r>
         <w:rPr>
@@ -4308,7 +4308,7 @@
         <w:pStyle w:val="Heading1"/>
         <w:rPr/>
       </w:pPr>
-      <w:bookmarkStart w:id="19" w:name="__RefHeading___Toc35870_2679730275"/>
+      <w:bookmarkStart w:id="19" w:name="__RefHeading___Toc13101_374171018"/>
       <w:bookmarkEnd w:id="19"/>
       <w:r>
         <w:rPr>
@@ -4325,7 +4325,7 @@
         <w:pStyle w:val="Heading2"/>
         <w:rPr/>
       </w:pPr>
-      <w:bookmarkStart w:id="20" w:name="__RefHeading___Toc35872_2679730275"/>
+      <w:bookmarkStart w:id="20" w:name="__RefHeading___Toc13103_374171018"/>
       <w:bookmarkEnd w:id="20"/>
       <w:r>
         <w:rPr>
@@ -4380,7 +4380,7 @@
         <w:pStyle w:val="Heading2"/>
         <w:rPr/>
       </w:pPr>
-      <w:bookmarkStart w:id="21" w:name="__RefHeading___Toc35874_2679730275"/>
+      <w:bookmarkStart w:id="21" w:name="__RefHeading___Toc13105_374171018"/>
       <w:bookmarkEnd w:id="21"/>
       <w:r>
         <w:rPr>
@@ -4412,7 +4412,7 @@
         <w:pStyle w:val="Heading2"/>
         <w:rPr/>
       </w:pPr>
-      <w:bookmarkStart w:id="22" w:name="__RefHeading___Toc35876_2679730275"/>
+      <w:bookmarkStart w:id="22" w:name="__RefHeading___Toc13107_374171018"/>
       <w:bookmarkEnd w:id="22"/>
       <w:r>
         <w:rPr>
@@ -4444,7 +4444,7 @@
         <w:pStyle w:val="Heading2"/>
         <w:rPr/>
       </w:pPr>
-      <w:bookmarkStart w:id="23" w:name="__RefHeading___Toc35878_2679730275"/>
+      <w:bookmarkStart w:id="23" w:name="__RefHeading___Toc13109_374171018"/>
       <w:bookmarkEnd w:id="23"/>
       <w:r>
         <w:rPr>
@@ -4479,7 +4479,7 @@
         <w:pStyle w:val="Heading1"/>
         <w:rPr/>
       </w:pPr>
-      <w:bookmarkStart w:id="24" w:name="__RefHeading___Toc35880_2679730275"/>
+      <w:bookmarkStart w:id="24" w:name="__RefHeading___Toc13111_374171018"/>
       <w:bookmarkEnd w:id="24"/>
       <w:r>
         <w:rPr>
@@ -4556,7 +4556,7 @@
         <w:pStyle w:val="Heading1"/>
         <w:rPr/>
       </w:pPr>
-      <w:bookmarkStart w:id="25" w:name="__RefHeading___Toc35882_2679730275"/>
+      <w:bookmarkStart w:id="25" w:name="__RefHeading___Toc13113_374171018"/>
       <w:bookmarkEnd w:id="25"/>
       <w:r>
         <w:rPr>
@@ -4652,7 +4652,7 @@
         <w:pStyle w:val="Heading1"/>
         <w:rPr/>
       </w:pPr>
-      <w:bookmarkStart w:id="26" w:name="__RefHeading___Toc35884_2679730275"/>
+      <w:bookmarkStart w:id="26" w:name="__RefHeading___Toc13115_374171018"/>
       <w:bookmarkEnd w:id="26"/>
       <w:r>
         <w:rPr>
@@ -4748,7 +4748,7 @@
         <w:pStyle w:val="Heading1"/>
         <w:rPr/>
       </w:pPr>
-      <w:bookmarkStart w:id="27" w:name="__RefHeading___Toc35886_2679730275"/>
+      <w:bookmarkStart w:id="27" w:name="__RefHeading___Toc13117_374171018"/>
       <w:bookmarkEnd w:id="27"/>
       <w:r>
         <w:rPr>
@@ -4863,7 +4863,7 @@
         <w:pStyle w:val="Heading1"/>
         <w:rPr/>
       </w:pPr>
-      <w:bookmarkStart w:id="28" w:name="__RefHeading___Toc35888_2679730275"/>
+      <w:bookmarkStart w:id="28" w:name="__RefHeading___Toc13119_374171018"/>
       <w:bookmarkEnd w:id="28"/>
       <w:r>
         <w:rPr>
@@ -4993,7 +4993,7 @@
         <w:pStyle w:val="Heading1"/>
         <w:rPr/>
       </w:pPr>
-      <w:bookmarkStart w:id="29" w:name="__RefHeading___Toc35890_2679730275"/>
+      <w:bookmarkStart w:id="29" w:name="__RefHeading___Toc13121_374171018"/>
       <w:bookmarkEnd w:id="29"/>
       <w:r>
         <w:rPr>
@@ -5089,7 +5089,7 @@
         <w:pStyle w:val="Heading1"/>
         <w:rPr/>
       </w:pPr>
-      <w:bookmarkStart w:id="30" w:name="__RefHeading___Toc35892_2679730275"/>
+      <w:bookmarkStart w:id="30" w:name="__RefHeading___Toc13123_374171018"/>
       <w:bookmarkEnd w:id="30"/>
       <w:r>
         <w:rPr>
@@ -5607,7 +5607,7 @@
         <w:pStyle w:val="Heading1"/>
         <w:rPr/>
       </w:pPr>
-      <w:bookmarkStart w:id="31" w:name="__RefHeading___Toc35894_2679730275"/>
+      <w:bookmarkStart w:id="31" w:name="__RefHeading___Toc13125_374171018"/>
       <w:bookmarkEnd w:id="31"/>
       <w:r>
         <w:rPr>
@@ -5624,7 +5624,7 @@
         <w:pStyle w:val="Heading2"/>
         <w:rPr/>
       </w:pPr>
-      <w:bookmarkStart w:id="32" w:name="__RefHeading___Toc35896_2679730275"/>
+      <w:bookmarkStart w:id="32" w:name="__RefHeading___Toc13127_374171018"/>
       <w:bookmarkEnd w:id="32"/>
       <w:r>
         <w:rPr>
@@ -6062,7 +6062,7 @@
         <w:pStyle w:val="Heading2"/>
         <w:rPr/>
       </w:pPr>
-      <w:bookmarkStart w:id="33" w:name="__RefHeading___Toc35898_2679730275"/>
+      <w:bookmarkStart w:id="33" w:name="__RefHeading___Toc13129_374171018"/>
       <w:bookmarkEnd w:id="33"/>
       <w:r>
         <w:rPr>
@@ -7147,7 +7147,7 @@
         <w:pStyle w:val="Heading1"/>
         <w:rPr/>
       </w:pPr>
-      <w:bookmarkStart w:id="34" w:name="__RefHeading___Toc35900_2679730275"/>
+      <w:bookmarkStart w:id="34" w:name="__RefHeading___Toc13131_374171018"/>
       <w:bookmarkEnd w:id="34"/>
       <w:r>
         <w:rPr>
@@ -7164,7 +7164,7 @@
         <w:pStyle w:val="Heading2"/>
         <w:rPr/>
       </w:pPr>
-      <w:bookmarkStart w:id="35" w:name="__RefHeading___Toc35902_2679730275"/>
+      <w:bookmarkStart w:id="35" w:name="__RefHeading___Toc13133_374171018"/>
       <w:bookmarkEnd w:id="35"/>
       <w:r>
         <w:rPr>
@@ -7276,7 +7276,7 @@
         <w:pStyle w:val="Heading2"/>
         <w:rPr/>
       </w:pPr>
-      <w:bookmarkStart w:id="36" w:name="__RefHeading___Toc35904_2679730275"/>
+      <w:bookmarkStart w:id="36" w:name="__RefHeading___Toc13135_374171018"/>
       <w:bookmarkEnd w:id="36"/>
       <w:r>
         <w:rPr>
@@ -7331,7 +7331,7 @@
         <w:pStyle w:val="Heading2"/>
         <w:rPr/>
       </w:pPr>
-      <w:bookmarkStart w:id="37" w:name="__RefHeading___Toc35906_2679730275"/>
+      <w:bookmarkStart w:id="37" w:name="__RefHeading___Toc13137_374171018"/>
       <w:bookmarkEnd w:id="37"/>
       <w:r>
         <w:rPr>
@@ -7462,7 +7462,7 @@
         <w:pStyle w:val="Heading2"/>
         <w:rPr/>
       </w:pPr>
-      <w:bookmarkStart w:id="38" w:name="__RefHeading___Toc35908_2679730275"/>
+      <w:bookmarkStart w:id="38" w:name="__RefHeading___Toc13139_374171018"/>
       <w:bookmarkEnd w:id="38"/>
       <w:r>
         <w:rPr>
@@ -7577,7 +7577,7 @@
         <w:pStyle w:val="Heading1"/>
         <w:rPr/>
       </w:pPr>
-      <w:bookmarkStart w:id="39" w:name="__RefHeading___Toc35910_2679730275"/>
+      <w:bookmarkStart w:id="39" w:name="__RefHeading___Toc13141_374171018"/>
       <w:bookmarkEnd w:id="39"/>
       <w:r>
         <w:rPr>
@@ -7592,7 +7592,7 @@
     <w:tbl>
       <w:tblPr>
         <w:tblStyle w:val="TableGrid"/>
-        <w:tblW w:w="9015" w:type="dxa"/>
+        <w:tblW w:w="9014" w:type="dxa"/>
         <w:jc w:val="left"/>
         <w:tblInd w:w="0" w:type="dxa"/>
         <w:tblLayout w:type="fixed"/>
@@ -7605,10 +7605,10 @@
         <w:tblLook w:val="04a0" w:noHBand="0" w:noVBand="1" w:firstColumn="1" w:lastRow="0" w:lastColumn="0" w:firstRow="1"/>
       </w:tblPr>
       <w:tblGrid>
-        <w:gridCol w:w="2846"/>
-        <w:gridCol w:w="1779"/>
-        <w:gridCol w:w="1543"/>
-        <w:gridCol w:w="2846"/>
+        <w:gridCol w:w="2789"/>
+        <w:gridCol w:w="1743"/>
+        <w:gridCol w:w="1711"/>
+        <w:gridCol w:w="2770"/>
       </w:tblGrid>
       <w:tr>
         <w:trPr>
@@ -7616,7 +7616,7 @@
         </w:trPr>
         <w:tc>
           <w:tcPr>
-            <w:tcW w:w="2846" w:type="dxa"/>
+            <w:tcW w:w="2789" w:type="dxa"/>
             <w:tcBorders>
               <w:top w:val="single" w:sz="4" w:space="0" w:color="BFC7D1"/>
               <w:left w:val="single" w:sz="4" w:space="0" w:color="BFC7D1"/>
@@ -7655,7 +7655,7 @@
         </w:tc>
         <w:tc>
           <w:tcPr>
-            <w:tcW w:w="1779" w:type="dxa"/>
+            <w:tcW w:w="1743" w:type="dxa"/>
             <w:tcBorders>
               <w:top w:val="single" w:sz="4" w:space="0" w:color="BFC7D1"/>
               <w:left w:val="single" w:sz="4" w:space="0" w:color="BFC7D1"/>
@@ -7694,7 +7694,7 @@
         </w:tc>
         <w:tc>
           <w:tcPr>
-            <w:tcW w:w="1543" w:type="dxa"/>
+            <w:tcW w:w="1711" w:type="dxa"/>
             <w:tcBorders>
               <w:top w:val="single" w:sz="4" w:space="0" w:color="BFC7D1"/>
               <w:left w:val="single" w:sz="4" w:space="0" w:color="BFC7D1"/>
@@ -7733,7 +7733,7 @@
         </w:tc>
         <w:tc>
           <w:tcPr>
-            <w:tcW w:w="2846" w:type="dxa"/>
+            <w:tcW w:w="2770" w:type="dxa"/>
             <w:tcBorders>
               <w:top w:val="single" w:sz="4" w:space="0" w:color="BFC7D1"/>
               <w:left w:val="single" w:sz="4" w:space="0" w:color="BFC7D1"/>
@@ -7775,7 +7775,7 @@
         <w:trPr/>
         <w:tc>
           <w:tcPr>
-            <w:tcW w:w="2846" w:type="dxa"/>
+            <w:tcW w:w="2789" w:type="dxa"/>
             <w:tcBorders>
               <w:top w:val="single" w:sz="4" w:space="0" w:color="BFC7D1"/>
               <w:left w:val="single" w:sz="4" w:space="0" w:color="BFC7D1"/>
@@ -7812,7 +7812,7 @@
         </w:tc>
         <w:tc>
           <w:tcPr>
-            <w:tcW w:w="1779" w:type="dxa"/>
+            <w:tcW w:w="1743" w:type="dxa"/>
             <w:tcBorders>
               <w:top w:val="single" w:sz="4" w:space="0" w:color="BFC7D1"/>
               <w:left w:val="single" w:sz="4" w:space="0" w:color="BFC7D1"/>
@@ -7849,7 +7849,7 @@
         </w:tc>
         <w:tc>
           <w:tcPr>
-            <w:tcW w:w="1543" w:type="dxa"/>
+            <w:tcW w:w="1711" w:type="dxa"/>
             <w:tcBorders>
               <w:top w:val="single" w:sz="4" w:space="0" w:color="BFC7D1"/>
               <w:left w:val="single" w:sz="4" w:space="0" w:color="BFC7D1"/>
@@ -7886,7 +7886,7 @@
         </w:tc>
         <w:tc>
           <w:tcPr>
-            <w:tcW w:w="2846" w:type="dxa"/>
+            <w:tcW w:w="2770" w:type="dxa"/>
             <w:tcBorders>
               <w:top w:val="single" w:sz="4" w:space="0" w:color="BFC7D1"/>
               <w:left w:val="single" w:sz="4" w:space="0" w:color="BFC7D1"/>
@@ -7926,7 +7926,7 @@
         <w:trPr/>
         <w:tc>
           <w:tcPr>
-            <w:tcW w:w="2846" w:type="dxa"/>
+            <w:tcW w:w="2789" w:type="dxa"/>
             <w:tcBorders>
               <w:top w:val="single" w:sz="4" w:space="0" w:color="BFC7D1"/>
               <w:left w:val="single" w:sz="4" w:space="0" w:color="BFC7D1"/>
@@ -7963,7 +7963,7 @@
         </w:tc>
         <w:tc>
           <w:tcPr>
-            <w:tcW w:w="1779" w:type="dxa"/>
+            <w:tcW w:w="1743" w:type="dxa"/>
             <w:tcBorders>
               <w:top w:val="single" w:sz="4" w:space="0" w:color="BFC7D1"/>
               <w:left w:val="single" w:sz="4" w:space="0" w:color="BFC7D1"/>
@@ -8000,7 +8000,7 @@
         </w:tc>
         <w:tc>
           <w:tcPr>
-            <w:tcW w:w="1543" w:type="dxa"/>
+            <w:tcW w:w="1711" w:type="dxa"/>
             <w:tcBorders>
               <w:top w:val="single" w:sz="4" w:space="0" w:color="BFC7D1"/>
               <w:left w:val="single" w:sz="4" w:space="0" w:color="BFC7D1"/>
@@ -8037,7 +8037,7 @@
         </w:tc>
         <w:tc>
           <w:tcPr>
-            <w:tcW w:w="2846" w:type="dxa"/>
+            <w:tcW w:w="2770" w:type="dxa"/>
             <w:tcBorders>
               <w:top w:val="single" w:sz="4" w:space="0" w:color="BFC7D1"/>
               <w:left w:val="single" w:sz="4" w:space="0" w:color="BFC7D1"/>
@@ -8077,7 +8077,7 @@
         <w:trPr/>
         <w:tc>
           <w:tcPr>
-            <w:tcW w:w="2846" w:type="dxa"/>
+            <w:tcW w:w="2789" w:type="dxa"/>
             <w:tcBorders>
               <w:top w:val="single" w:sz="4" w:space="0" w:color="BFC7D1"/>
               <w:left w:val="single" w:sz="4" w:space="0" w:color="BFC7D1"/>
@@ -8114,7 +8114,7 @@
         </w:tc>
         <w:tc>
           <w:tcPr>
-            <w:tcW w:w="1779" w:type="dxa"/>
+            <w:tcW w:w="1743" w:type="dxa"/>
             <w:tcBorders>
               <w:top w:val="single" w:sz="4" w:space="0" w:color="BFC7D1"/>
               <w:left w:val="single" w:sz="4" w:space="0" w:color="BFC7D1"/>
@@ -8151,7 +8151,7 @@
         </w:tc>
         <w:tc>
           <w:tcPr>
-            <w:tcW w:w="1543" w:type="dxa"/>
+            <w:tcW w:w="1711" w:type="dxa"/>
             <w:tcBorders>
               <w:top w:val="single" w:sz="4" w:space="0" w:color="BFC7D1"/>
               <w:left w:val="single" w:sz="4" w:space="0" w:color="BFC7D1"/>
@@ -8188,7 +8188,7 @@
         </w:tc>
         <w:tc>
           <w:tcPr>
-            <w:tcW w:w="2846" w:type="dxa"/>
+            <w:tcW w:w="2770" w:type="dxa"/>
             <w:tcBorders>
               <w:top w:val="single" w:sz="4" w:space="0" w:color="BFC7D1"/>
               <w:left w:val="single" w:sz="4" w:space="0" w:color="BFC7D1"/>
@@ -8228,7 +8228,7 @@
         <w:trPr/>
         <w:tc>
           <w:tcPr>
-            <w:tcW w:w="2846" w:type="dxa"/>
+            <w:tcW w:w="2789" w:type="dxa"/>
             <w:tcBorders>
               <w:top w:val="single" w:sz="4" w:space="0" w:color="BFC7D1"/>
               <w:left w:val="single" w:sz="4" w:space="0" w:color="BFC7D1"/>
@@ -8265,7 +8265,7 @@
         </w:tc>
         <w:tc>
           <w:tcPr>
-            <w:tcW w:w="1779" w:type="dxa"/>
+            <w:tcW w:w="1743" w:type="dxa"/>
             <w:tcBorders>
               <w:top w:val="single" w:sz="4" w:space="0" w:color="BFC7D1"/>
               <w:left w:val="single" w:sz="4" w:space="0" w:color="BFC7D1"/>
@@ -8302,7 +8302,7 @@
         </w:tc>
         <w:tc>
           <w:tcPr>
-            <w:tcW w:w="1543" w:type="dxa"/>
+            <w:tcW w:w="1711" w:type="dxa"/>
             <w:tcBorders>
               <w:top w:val="single" w:sz="4" w:space="0" w:color="BFC7D1"/>
               <w:left w:val="single" w:sz="4" w:space="0" w:color="BFC7D1"/>
@@ -8339,7 +8339,7 @@
         </w:tc>
         <w:tc>
           <w:tcPr>
-            <w:tcW w:w="2846" w:type="dxa"/>
+            <w:tcW w:w="2770" w:type="dxa"/>
             <w:tcBorders>
               <w:top w:val="single" w:sz="4" w:space="0" w:color="BFC7D1"/>
               <w:left w:val="single" w:sz="4" w:space="0" w:color="BFC7D1"/>
@@ -8379,7 +8379,7 @@
         <w:trPr/>
         <w:tc>
           <w:tcPr>
-            <w:tcW w:w="2846" w:type="dxa"/>
+            <w:tcW w:w="2789" w:type="dxa"/>
             <w:tcBorders>
               <w:top w:val="single" w:sz="4" w:space="0" w:color="BFC7D1"/>
               <w:left w:val="single" w:sz="4" w:space="0" w:color="BFC7D1"/>
@@ -8416,7 +8416,7 @@
         </w:tc>
         <w:tc>
           <w:tcPr>
-            <w:tcW w:w="1779" w:type="dxa"/>
+            <w:tcW w:w="1743" w:type="dxa"/>
             <w:tcBorders>
               <w:top w:val="single" w:sz="4" w:space="0" w:color="BFC7D1"/>
               <w:left w:val="single" w:sz="4" w:space="0" w:color="BFC7D1"/>
@@ -8453,7 +8453,7 @@
         </w:tc>
         <w:tc>
           <w:tcPr>
-            <w:tcW w:w="1543" w:type="dxa"/>
+            <w:tcW w:w="1711" w:type="dxa"/>
             <w:tcBorders>
               <w:top w:val="single" w:sz="4" w:space="0" w:color="BFC7D1"/>
               <w:left w:val="single" w:sz="4" w:space="0" w:color="BFC7D1"/>
@@ -8490,7 +8490,7 @@
         </w:tc>
         <w:tc>
           <w:tcPr>
-            <w:tcW w:w="2846" w:type="dxa"/>
+            <w:tcW w:w="2770" w:type="dxa"/>
             <w:tcBorders>
               <w:top w:val="single" w:sz="4" w:space="0" w:color="BFC7D1"/>
               <w:left w:val="single" w:sz="4" w:space="0" w:color="BFC7D1"/>
@@ -8574,7 +8574,7 @@
           <w:spacing w:val="0"/>
         </w:rPr>
       </w:pPr>
-      <w:bookmarkStart w:id="40" w:name="__RefHeading___Toc35912_2679730275"/>
+      <w:bookmarkStart w:id="40" w:name="__RefHeading___Toc13143_374171018"/>
       <w:bookmarkStart w:id="41" w:name="_Toc233203395"/>
       <w:bookmarkEnd w:id="40"/>
       <w:r>
